--- a/Db/Documents/Резеовирование и восстановление PostgreSQL.docx
+++ b/Db/Documents/Резеовирование и восстановление PostgreSQL.docx
@@ -9,7 +9,6 @@
           <w:rFonts w:ascii="Verdana" w:hAnsi="Verdana"/>
           <w:b/>
           <w:color w:val="000000" w:themeColor="text1"/>
-          <w:lang w:val="en-US"/>
         </w:rPr>
       </w:pPr>
       <w:r>
@@ -30,20 +29,8 @@
         <w:t>PostgreSQL</w:t>
       </w:r>
     </w:p>
-    <w:p>
-      <w:pPr>
-        <w:rPr>
-          <w:lang w:val="en-US"/>
-        </w:rPr>
-      </w:pPr>
-    </w:p>
-    <w:p>
-      <w:pPr>
-        <w:rPr>
-          <w:lang w:val="en-US"/>
-        </w:rPr>
-      </w:pPr>
-    </w:p>
+    <w:p/>
+    <w:p/>
     <w:p>
       <w:pPr>
         <w:pStyle w:val="2"/>
@@ -59,9 +46,365 @@
           <w:b/>
           <w:color w:val="000000" w:themeColor="text1"/>
         </w:rPr>
+        <w:t>Введение</w:t>
+      </w:r>
+    </w:p>
+    <w:p/>
+    <w:p>
+      <w:r>
+        <w:t xml:space="preserve">В данном документы описаны механизмы и способы бэкапа и восстановления БД </w:t>
+      </w:r>
+      <w:r>
+        <w:rPr>
+          <w:b/>
+          <w:lang w:val="en-US"/>
+        </w:rPr>
+        <w:t>PostgeSQL</w:t>
+      </w:r>
+      <w:r>
+        <w:t xml:space="preserve">, но нет конкретных скриптов с параметрами </w:t>
+      </w:r>
+      <w:r>
+        <w:t xml:space="preserve">запуска, параметрами </w:t>
+      </w:r>
+      <w:r>
+        <w:t>входа</w:t>
+      </w:r>
+      <w:r>
+        <w:t>, настройками и «секретными» да</w:t>
+      </w:r>
+      <w:r>
+        <w:t>нн</w:t>
+      </w:r>
+      <w:r>
+        <w:t>ы</w:t>
+      </w:r>
+      <w:r>
+        <w:t>ми</w:t>
+      </w:r>
+      <w:r>
+        <w:t>, которые можно развернуть на промышленной БД.</w:t>
+      </w:r>
+    </w:p>
+    <w:p>
+      <w:r>
+        <w:t>Оставшиеся вопросы, на которые на 2023.06.11 нет ответов:</w:t>
+      </w:r>
+    </w:p>
+    <w:p>
+      <w:pPr>
+        <w:pStyle w:val="a3"/>
+        <w:numPr>
+          <w:ilvl w:val="0"/>
+          <w:numId w:val="3"/>
+        </w:numPr>
+      </w:pPr>
+      <w:r>
+        <w:t xml:space="preserve">Для бэкапа и восстановления будет использоваться отдельная машина (физическая или виртуальная?) или эти скрипты можно будет развернуть на той же машине, на которой работает сервер БД </w:t>
+      </w:r>
+      <w:r>
+        <w:rPr>
+          <w:b/>
+          <w:lang w:val="en-US"/>
+        </w:rPr>
+        <w:t>PostgreSQL</w:t>
+      </w:r>
+      <w:r>
+        <w:t>?</w:t>
+      </w:r>
+    </w:p>
+    <w:p>
+      <w:pPr>
+        <w:pStyle w:val="a3"/>
+        <w:numPr>
+          <w:ilvl w:val="0"/>
+          <w:numId w:val="3"/>
+        </w:numPr>
+      </w:pPr>
+      <w:r>
+        <w:t>Куда складывать файлы бэкапов, на ту же машину, на которой будут работать скрипты бэкапа и восстановление или под это будет предоставлено отдельное хранилище</w:t>
+      </w:r>
+      <w:r>
+        <w:t>?</w:t>
+      </w:r>
+    </w:p>
+    <w:p>
+      <w:pPr>
+        <w:pStyle w:val="a3"/>
+        <w:numPr>
+          <w:ilvl w:val="0"/>
+          <w:numId w:val="3"/>
+        </w:numPr>
+      </w:pPr>
+      <w:r>
+        <w:t>Какой объём хранилища бэкапов</w:t>
+      </w:r>
+      <w:r>
+        <w:t xml:space="preserve"> (на 2023.06.11 размер одного файла бэкапа с данными около 8 Мб)</w:t>
+      </w:r>
+      <w:r>
+        <w:t>?</w:t>
+      </w:r>
+    </w:p>
+    <w:p>
+      <w:pPr>
+        <w:pStyle w:val="a3"/>
+        <w:numPr>
+          <w:ilvl w:val="0"/>
+          <w:numId w:val="3"/>
+        </w:numPr>
+      </w:pPr>
+      <w:r>
+        <w:t xml:space="preserve">С какой периодичностью нужно делать бэкапы (один раз в сутки, два раза в сутки, раз в </w:t>
+      </w:r>
+      <w:r>
+        <w:rPr>
+          <w:lang w:val="en-US"/>
+        </w:rPr>
+        <w:t>n</w:t>
+      </w:r>
+      <w:r>
+        <w:t>-суток)?</w:t>
+      </w:r>
+      <w:r>
+        <w:t xml:space="preserve"> </w:t>
+      </w:r>
+      <w:r>
+        <w:t xml:space="preserve">Можно было бы сделать </w:t>
+      </w:r>
+      <w:r>
+        <w:rPr>
+          <w:b/>
+          <w:lang w:val="en-US"/>
+        </w:rPr>
+        <w:t>python</w:t>
+      </w:r>
+      <w:r>
+        <w:t xml:space="preserve"> </w:t>
+      </w:r>
+      <w:r>
+        <w:t xml:space="preserve">скрипт, который запускался бы по расписанию, в </w:t>
+      </w:r>
+      <w:r>
+        <w:rPr>
+          <w:b/>
+          <w:lang w:val="en-US"/>
+        </w:rPr>
+        <w:t>linux</w:t>
+      </w:r>
+      <w:r>
+        <w:t xml:space="preserve"> </w:t>
+      </w:r>
+      <w:r>
+        <w:t>наверняка такая возможность есть.</w:t>
+      </w:r>
+    </w:p>
+    <w:p>
+      <w:pPr>
+        <w:pStyle w:val="a3"/>
+        <w:numPr>
+          <w:ilvl w:val="0"/>
+          <w:numId w:val="3"/>
+        </w:numPr>
+      </w:pPr>
+      <w:r>
+        <w:t>В какой время нужно делать бэкапы (день, утро, ночь, конкретное время)?</w:t>
+      </w:r>
+    </w:p>
+    <w:p>
+      <w:pPr>
+        <w:pStyle w:val="a3"/>
+        <w:numPr>
+          <w:ilvl w:val="0"/>
+          <w:numId w:val="3"/>
+        </w:numPr>
+      </w:pPr>
+      <w:r>
+        <w:t xml:space="preserve">Сколько последних (или не последних) бэкапов нужно хранить (16, 32, 64, больше), может хранить за последние </w:t>
+      </w:r>
+      <w:r>
+        <w:rPr>
+          <w:lang w:val="en-US"/>
+        </w:rPr>
+        <w:t>n</w:t>
+      </w:r>
+      <w:r>
+        <w:t xml:space="preserve"> </w:t>
+      </w:r>
+      <w:r>
+        <w:t xml:space="preserve">дней (раз в день) и ещё за последние </w:t>
+      </w:r>
+      <w:r>
+        <w:rPr>
+          <w:lang w:val="en-US"/>
+        </w:rPr>
+        <w:t>m</w:t>
+      </w:r>
+      <w:r>
+        <w:t xml:space="preserve"> </w:t>
+      </w:r>
+      <w:r>
+        <w:t>недель (раз в неделю)?</w:t>
+      </w:r>
+      <w:r>
+        <w:t xml:space="preserve"> Можно было бы написать </w:t>
+      </w:r>
+      <w:r>
+        <w:rPr>
+          <w:b/>
+          <w:lang w:val="en-US"/>
+        </w:rPr>
+        <w:t>python</w:t>
+      </w:r>
+      <w:r>
+        <w:t xml:space="preserve"> </w:t>
+      </w:r>
+      <w:r>
+        <w:t>скрипт, который перед бэкапом чистит старые неактуальные файлы бэкапов.</w:t>
+      </w:r>
+    </w:p>
+    <w:p>
+      <w:pPr>
+        <w:pStyle w:val="a3"/>
+        <w:numPr>
+          <w:ilvl w:val="0"/>
+          <w:numId w:val="3"/>
+        </w:numPr>
+      </w:pPr>
+      <w:r>
+        <w:t>Что делать с данными для входа при бэкапе, где их можно хранить (</w:t>
+      </w:r>
+      <w:r>
+        <w:t>что-</w:t>
+      </w:r>
+      <w:r>
+        <w:t>то можно хранить в файлах, что-</w:t>
+      </w:r>
+      <w:r>
+        <w:t xml:space="preserve">то в переменных окружения, но это не безопасно, </w:t>
+      </w:r>
+      <w:r>
+        <w:t xml:space="preserve">об этом </w:t>
+      </w:r>
+      <w:r>
+        <w:t xml:space="preserve">подробнее </w:t>
+      </w:r>
+      <w:r>
+        <w:t>написано ниже)?</w:t>
+      </w:r>
+    </w:p>
+    <w:p>
+      <w:pPr>
+        <w:pStyle w:val="a3"/>
+        <w:numPr>
+          <w:ilvl w:val="0"/>
+          <w:numId w:val="3"/>
+        </w:numPr>
+      </w:pPr>
+      <w:r>
+        <w:t>Кто может</w:t>
+      </w:r>
+      <w:r>
+        <w:t>/</w:t>
+      </w:r>
+      <w:r>
+        <w:t xml:space="preserve">должен смотреть ошибки при бэкапе (а они могут иметь место)? Или может </w:t>
+      </w:r>
+      <w:r>
+        <w:t>нужна какая-то минимальная автоматизация разбора журнала?</w:t>
+      </w:r>
+      <w:r>
+        <w:t xml:space="preserve"> Это частично административный вопрос.</w:t>
+      </w:r>
+    </w:p>
+    <w:p>
+      <w:pPr>
+        <w:pStyle w:val="a3"/>
+        <w:numPr>
+          <w:ilvl w:val="0"/>
+          <w:numId w:val="3"/>
+        </w:numPr>
+      </w:pPr>
+      <w:r>
+        <w:t xml:space="preserve">На данный момент предложен </w:t>
+      </w:r>
+      <w:r>
+        <w:rPr>
+          <w:b/>
+        </w:rPr>
+        <w:t>ПОЛНЫЙ</w:t>
+      </w:r>
+      <w:r>
+        <w:t xml:space="preserve"> бэкап базы данных, в понимании </w:t>
+      </w:r>
+      <w:r>
+        <w:rPr>
+          <w:b/>
+          <w:lang w:val="en-US"/>
+        </w:rPr>
+        <w:t>PostgresSQL</w:t>
+      </w:r>
+      <w:r>
+        <w:t xml:space="preserve">, с полной записью в файл структуры данных и собственно самих данных, и соответственно такое же </w:t>
+      </w:r>
+      <w:r>
+        <w:rPr>
+          <w:b/>
+        </w:rPr>
+        <w:t>ПОЛНОЕ</w:t>
+      </w:r>
+      <w:r>
+        <w:t xml:space="preserve"> восстановление с пересозданием структуры и с перезаписью данных, может следует применить другой порядок (бэкап только структуры</w:t>
+      </w:r>
+      <w:r>
+        <w:t>/</w:t>
+      </w:r>
+      <w:r>
+        <w:t>данных, бэкап отдельных схем</w:t>
+      </w:r>
+      <w:r>
+        <w:t>/</w:t>
+      </w:r>
+      <w:r>
+        <w:t>объектов)?</w:t>
+      </w:r>
+    </w:p>
+    <w:p>
+      <w:pPr>
+        <w:pStyle w:val="a3"/>
+        <w:numPr>
+          <w:ilvl w:val="0"/>
+          <w:numId w:val="3"/>
+        </w:numPr>
+      </w:pPr>
+      <w:r>
+        <w:t>Какой административный порядок восстановления планируется? Кто и когда может восстановить БД, какие у него права</w:t>
+      </w:r>
+      <w:r>
+        <w:t>/</w:t>
+      </w:r>
+      <w:r>
+        <w:t>полномочия? Этот пункт не касается разработки.</w:t>
+      </w:r>
+    </w:p>
+    <w:p/>
+    <w:p>
+      <w:pPr>
+        <w:pStyle w:val="2"/>
+        <w:rPr>
+          <w:rFonts w:ascii="Verdana" w:hAnsi="Verdana"/>
+          <w:b/>
+          <w:color w:val="000000" w:themeColor="text1"/>
+        </w:rPr>
+      </w:pPr>
+      <w:r>
+        <w:rPr>
+          <w:rFonts w:ascii="Verdana" w:hAnsi="Verdana"/>
+          <w:b/>
+          <w:color w:val="000000" w:themeColor="text1"/>
+        </w:rPr>
         <w:t xml:space="preserve">Резервирование и восстановление средствами </w:t>
       </w:r>
-      <w:proofErr w:type="spellStart"/>
       <w:r>
         <w:rPr>
           <w:rFonts w:ascii="Verdana" w:hAnsi="Verdana"/>
@@ -71,7 +414,6 @@
         </w:rPr>
         <w:t>DBeaver</w:t>
       </w:r>
-      <w:proofErr w:type="spellEnd"/>
       <w:r>
         <w:rPr>
           <w:rFonts w:ascii="Verdana" w:hAnsi="Verdana"/>
@@ -88,6 +430,7 @@
       </w:r>
       <w:r>
         <w:rPr>
+          <w:b/>
           <w:lang w:val="en-US"/>
         </w:rPr>
         <w:t>PostgreSQL</w:t>
@@ -98,17 +441,98 @@
       <w:r>
         <w:t>и восстановить её.</w:t>
       </w:r>
-    </w:p>
-    <w:p>
-      <w:pPr>
-        <w:rPr>
-          <w:b/>
-        </w:rPr>
-      </w:pPr>
-      <w:r>
-        <w:rPr>
-          <w:b/>
-        </w:rPr>
+      <w:r>
+        <w:t xml:space="preserve"> </w:t>
+      </w:r>
+      <w:r>
+        <w:t xml:space="preserve">На самом деле «под капотом» будут использованы те же утилиты </w:t>
+      </w:r>
+      <w:r>
+        <w:rPr>
+          <w:b/>
+          <w:lang w:val="en-US"/>
+        </w:rPr>
+        <w:t>pg</w:t>
+      </w:r>
+      <w:r>
+        <w:rPr>
+          <w:b/>
+        </w:rPr>
+        <w:t>_</w:t>
+      </w:r>
+      <w:r>
+        <w:rPr>
+          <w:b/>
+          <w:lang w:val="en-US"/>
+        </w:rPr>
+        <w:t>dump</w:t>
+      </w:r>
+      <w:r>
+        <w:t xml:space="preserve"> </w:t>
+      </w:r>
+      <w:r>
+        <w:t xml:space="preserve">и </w:t>
+      </w:r>
+      <w:r>
+        <w:rPr>
+          <w:b/>
+          <w:lang w:val="en-US"/>
+        </w:rPr>
+        <w:t>pg</w:t>
+      </w:r>
+      <w:r>
+        <w:rPr>
+          <w:b/>
+        </w:rPr>
+        <w:t>_</w:t>
+      </w:r>
+      <w:r>
+        <w:rPr>
+          <w:b/>
+          <w:lang w:val="en-US"/>
+        </w:rPr>
+        <w:t>restore</w:t>
+      </w:r>
+      <w:r>
+        <w:t xml:space="preserve"> (</w:t>
+      </w:r>
+      <w:r>
+        <w:t>о них ниже</w:t>
+      </w:r>
+      <w:r>
+        <w:t>)</w:t>
+      </w:r>
+      <w:r>
+        <w:t xml:space="preserve">, просто </w:t>
+      </w:r>
+      <w:r>
+        <w:rPr>
+          <w:b/>
+          <w:lang w:val="en-US"/>
+        </w:rPr>
+        <w:t>DBeaver</w:t>
+      </w:r>
+      <w:r>
+        <w:t xml:space="preserve"> </w:t>
+      </w:r>
+      <w:r>
+        <w:t>предоставляет удобный пользовательский интерфейс для резервирования и восстановления</w:t>
+      </w:r>
+      <w:r>
+        <w:t>.</w:t>
+      </w:r>
+    </w:p>
+    <w:p>
+      <w:pPr>
+        <w:rPr>
+          <w:b/>
+        </w:rPr>
+      </w:pPr>
+      <w:r>
+        <w:rPr>
+          <w:b/>
+        </w:rPr>
+        <w:lastRenderedPageBreak/>
         <w:t>Резервное копирование</w:t>
       </w:r>
     </w:p>
@@ -123,7 +547,6 @@
       <w:r>
         <w:t xml:space="preserve">Открываем </w:t>
       </w:r>
-      <w:proofErr w:type="spellStart"/>
       <w:r>
         <w:rPr>
           <w:b/>
@@ -131,7 +554,6 @@
         </w:rPr>
         <w:t>DBeaver</w:t>
       </w:r>
-      <w:proofErr w:type="spellEnd"/>
       <w:r>
         <w:t>.</w:t>
       </w:r>
@@ -165,7 +587,6 @@
         </w:rPr>
         <w:t>«Инструменты»</w:t>
       </w:r>
-      <w:proofErr w:type="gramStart"/>
       <w:r>
         <w:t>-</w:t>
       </w:r>
@@ -176,20 +597,7 @@
         <w:rPr>
           <w:b/>
         </w:rPr>
-        <w:t>«</w:t>
-      </w:r>
-      <w:proofErr w:type="gramEnd"/>
-      <w:r>
-        <w:rPr>
-          <w:b/>
-        </w:rPr>
-        <w:t>Резервная копия</w:t>
-      </w:r>
-      <w:r>
-        <w:rPr>
-          <w:b/>
-        </w:rPr>
-        <w:t>»</w:t>
+        <w:t>«Резервная копия»</w:t>
       </w:r>
       <w:r>
         <w:t>.</w:t>
@@ -201,372 +609,15 @@
         <w:jc w:val="center"/>
       </w:pPr>
       <w:r>
+        <w:rPr>
+          <w:noProof/>
+          <w:lang w:eastAsia="ru-RU"/>
+        </w:rPr>
         <w:drawing>
           <wp:inline distT="0" distB="0" distL="0" distR="0" wp14:anchorId="5DC6E54A" wp14:editId="6638CCF9">
             <wp:extent cx="6174000" cy="3780000"/>
             <wp:effectExtent l="0" t="0" r="0" b="0"/>
             <wp:docPr id="1" name="Рисунок 1"/>
-            <wp:cNvGraphicFramePr>
-              <a:graphicFrameLocks xmlns:a="http://schemas.openxmlformats.org/drawingml/2006/main" noChangeAspect="1"/>
-            </wp:cNvGraphicFramePr>
-            <a:graphic xmlns:a="http://schemas.openxmlformats.org/drawingml/2006/main">
-              <a:graphicData uri="http://schemas.openxmlformats.org/drawingml/2006/picture">
-                <pic:pic xmlns:pic="http://schemas.openxmlformats.org/drawingml/2006/picture">
-                  <pic:nvPicPr>
-                    <pic:cNvPr id="1" name=""/>
-                    <pic:cNvPicPr/>
-                  </pic:nvPicPr>
-                  <pic:blipFill>
-                    <a:blip r:embed="rId5"/>
-                    <a:stretch>
-                      <a:fillRect/>
-                    </a:stretch>
-                  </pic:blipFill>
-                  <pic:spPr>
-                    <a:xfrm>
-                      <a:off x="0" y="0"/>
-                      <a:ext cx="6174000" cy="3780000"/>
-                    </a:xfrm>
-                    <a:prstGeom prst="rect">
-                      <a:avLst/>
-                    </a:prstGeom>
-                  </pic:spPr>
-                </pic:pic>
-              </a:graphicData>
-            </a:graphic>
-          </wp:inline>
-        </w:drawing>
-      </w:r>
-    </w:p>
-    <w:p>
-      <w:pPr>
-        <w:pStyle w:val="a3"/>
-        <w:numPr>
-          <w:ilvl w:val="0"/>
-          <w:numId w:val="1"/>
-        </w:numPr>
-      </w:pPr>
-      <w:r>
-        <w:t xml:space="preserve">Выбираем схемы БД для резервной копии (в нашем случае </w:t>
-      </w:r>
-      <w:r>
-        <w:rPr>
-          <w:b/>
-        </w:rPr>
-        <w:t>«</w:t>
-      </w:r>
-      <w:r>
-        <w:rPr>
-          <w:b/>
-          <w:lang w:val="en-US"/>
-        </w:rPr>
-        <w:t>yard</w:t>
-      </w:r>
-      <w:r>
-        <w:rPr>
-          <w:b/>
-        </w:rPr>
-        <w:t>»</w:t>
-      </w:r>
-      <w:r>
-        <w:t>)</w:t>
-      </w:r>
-      <w:r>
-        <w:t>.</w:t>
-      </w:r>
-    </w:p>
-    <w:p>
-      <w:pPr>
-        <w:pStyle w:val="a3"/>
-        <w:numPr>
-          <w:ilvl w:val="0"/>
-          <w:numId w:val="1"/>
-        </w:numPr>
-      </w:pPr>
-      <w:r>
-        <w:t xml:space="preserve">Выбираем структуры данных для резервной копии (таблицы и представления), </w:t>
-      </w:r>
-      <w:proofErr w:type="gramStart"/>
-      <w:r>
-        <w:t>что бы</w:t>
-      </w:r>
-      <w:proofErr w:type="gramEnd"/>
-      <w:r>
-        <w:t xml:space="preserve"> выбрать представления надо поставить галку </w:t>
-      </w:r>
-      <w:r>
-        <w:rPr>
-          <w:b/>
-        </w:rPr>
-        <w:t>«Показать представления»</w:t>
-      </w:r>
-      <w:r>
-        <w:t>.</w:t>
-      </w:r>
-    </w:p>
-    <w:p>
-      <w:pPr>
-        <w:ind w:left="360"/>
-        <w:jc w:val="center"/>
-      </w:pPr>
-      <w:r>
-        <w:lastRenderedPageBreak/>
-        <w:drawing>
-          <wp:inline distT="0" distB="0" distL="0" distR="0" wp14:anchorId="10E10605" wp14:editId="693E8745">
-            <wp:extent cx="6645910" cy="5121910"/>
-            <wp:effectExtent l="0" t="0" r="2540" b="2540"/>
-            <wp:docPr id="3" name="Рисунок 3"/>
-            <wp:cNvGraphicFramePr>
-              <a:graphicFrameLocks xmlns:a="http://schemas.openxmlformats.org/drawingml/2006/main" noChangeAspect="1"/>
-            </wp:cNvGraphicFramePr>
-            <a:graphic xmlns:a="http://schemas.openxmlformats.org/drawingml/2006/main">
-              <a:graphicData uri="http://schemas.openxmlformats.org/drawingml/2006/picture">
-                <pic:pic xmlns:pic="http://schemas.openxmlformats.org/drawingml/2006/picture">
-                  <pic:nvPicPr>
-                    <pic:cNvPr id="1" name=""/>
-                    <pic:cNvPicPr/>
-                  </pic:nvPicPr>
-                  <pic:blipFill>
-                    <a:blip r:embed="rId6"/>
-                    <a:stretch>
-                      <a:fillRect/>
-                    </a:stretch>
-                  </pic:blipFill>
-                  <pic:spPr>
-                    <a:xfrm>
-                      <a:off x="0" y="0"/>
-                      <a:ext cx="6645910" cy="5121910"/>
-                    </a:xfrm>
-                    <a:prstGeom prst="rect">
-                      <a:avLst/>
-                    </a:prstGeom>
-                  </pic:spPr>
-                </pic:pic>
-              </a:graphicData>
-            </a:graphic>
-          </wp:inline>
-        </w:drawing>
-      </w:r>
-    </w:p>
-    <w:p>
-      <w:pPr>
-        <w:pStyle w:val="a3"/>
-        <w:numPr>
-          <w:ilvl w:val="0"/>
-          <w:numId w:val="1"/>
-        </w:numPr>
-      </w:pPr>
-      <w:r>
-        <w:t xml:space="preserve">Жмём </w:t>
-      </w:r>
-      <w:r>
-        <w:rPr>
-          <w:b/>
-        </w:rPr>
-        <w:t>«</w:t>
-      </w:r>
-      <w:r>
-        <w:rPr>
-          <w:b/>
-          <w:lang w:val="en-US"/>
-        </w:rPr>
-        <w:t>Next</w:t>
-      </w:r>
-      <w:r>
-        <w:rPr>
-          <w:b/>
-        </w:rPr>
-        <w:t>»</w:t>
-      </w:r>
-      <w:r>
-        <w:t>.</w:t>
-      </w:r>
-    </w:p>
-    <w:p>
-      <w:pPr>
-        <w:pStyle w:val="a3"/>
-        <w:numPr>
-          <w:ilvl w:val="0"/>
-          <w:numId w:val="1"/>
-        </w:numPr>
-      </w:pPr>
-      <w:r>
-        <w:t>Выбираем параметры резервного копирования.</w:t>
-      </w:r>
-    </w:p>
-    <w:p>
-      <w:pPr>
-        <w:pStyle w:val="a3"/>
-      </w:pPr>
-      <w:r>
-        <w:t xml:space="preserve">Формат </w:t>
-      </w:r>
-      <w:r>
-        <w:rPr>
-          <w:b/>
-        </w:rPr>
-        <w:t>«</w:t>
-      </w:r>
-      <w:r>
-        <w:rPr>
-          <w:b/>
-          <w:lang w:val="en-US"/>
-        </w:rPr>
-        <w:t>CUSTOM</w:t>
-      </w:r>
-      <w:r>
-        <w:rPr>
-          <w:b/>
-        </w:rPr>
-        <w:t>»</w:t>
-      </w:r>
-    </w:p>
-    <w:p>
-      <w:pPr>
-        <w:pStyle w:val="a3"/>
-      </w:pPr>
-      <w:r>
-        <w:t xml:space="preserve">Папка файла </w:t>
-      </w:r>
-      <w:r>
-        <w:rPr>
-          <w:b/>
-        </w:rPr>
-        <w:t>НА ЛОКАЛЬНОЙ МАШИНЕ</w:t>
-      </w:r>
-      <w:r>
-        <w:t xml:space="preserve"> (</w:t>
-      </w:r>
-      <w:proofErr w:type="gramStart"/>
-      <w:r>
-        <w:t>например</w:t>
-      </w:r>
-      <w:proofErr w:type="gramEnd"/>
-      <w:r>
-        <w:t xml:space="preserve">: </w:t>
-      </w:r>
-      <w:r>
-        <w:rPr>
-          <w:b/>
-        </w:rPr>
-        <w:t>C:\Users\m.burov\</w:t>
-      </w:r>
-      <w:r>
-        <w:rPr>
-          <w:b/>
-          <w:lang w:val="en-US"/>
-        </w:rPr>
-        <w:t>data</w:t>
-      </w:r>
-      <w:r>
-        <w:t>)</w:t>
-      </w:r>
-    </w:p>
-    <w:p>
-      <w:pPr>
-        <w:pStyle w:val="a3"/>
-      </w:pPr>
-      <w:r>
-        <w:t xml:space="preserve">Шаблон имени файла (например: </w:t>
-      </w:r>
-      <w:proofErr w:type="spellStart"/>
-      <w:r>
-        <w:rPr>
-          <w:b/>
-        </w:rPr>
-        <w:t>dump</w:t>
-      </w:r>
-      <w:proofErr w:type="spellEnd"/>
-      <w:r>
-        <w:rPr>
-          <w:b/>
-        </w:rPr>
-        <w:t>-${</w:t>
-      </w:r>
-      <w:proofErr w:type="spellStart"/>
-      <w:r>
-        <w:rPr>
-          <w:b/>
-        </w:rPr>
-        <w:t>database</w:t>
-      </w:r>
-      <w:proofErr w:type="spellEnd"/>
-      <w:r>
-        <w:rPr>
-          <w:b/>
-        </w:rPr>
-        <w:t>}-${</w:t>
-      </w:r>
-      <w:proofErr w:type="spellStart"/>
-      <w:r>
-        <w:rPr>
-          <w:b/>
-        </w:rPr>
-        <w:t>timestamp</w:t>
-      </w:r>
-      <w:proofErr w:type="spellEnd"/>
-      <w:proofErr w:type="gramStart"/>
-      <w:r>
-        <w:rPr>
-          <w:b/>
-        </w:rPr>
-        <w:t>}.</w:t>
-      </w:r>
-      <w:r>
-        <w:rPr>
-          <w:b/>
-          <w:lang w:val="en-US"/>
-        </w:rPr>
-        <w:t>backup</w:t>
-      </w:r>
-      <w:proofErr w:type="gramEnd"/>
-      <w:r>
-        <w:t xml:space="preserve">), где </w:t>
-      </w:r>
-      <w:r>
-        <w:rPr>
-          <w:b/>
-          <w:lang w:val="en-US"/>
-        </w:rPr>
-        <w:t>database</w:t>
-      </w:r>
-      <w:r>
-        <w:t xml:space="preserve"> </w:t>
-      </w:r>
-      <w:r>
-        <w:t xml:space="preserve">– имя БД для резервного копирования, </w:t>
-      </w:r>
-      <w:proofErr w:type="spellStart"/>
-      <w:r>
-        <w:rPr>
-          <w:b/>
-        </w:rPr>
-        <w:t>timestamp</w:t>
-      </w:r>
-      <w:proofErr w:type="spellEnd"/>
-      <w:r>
-        <w:t xml:space="preserve"> – текущая дата и время.</w:t>
-      </w:r>
-    </w:p>
-    <w:p>
-      <w:pPr>
-        <w:pStyle w:val="a3"/>
-      </w:pPr>
-      <w:r>
-        <w:t>Остальные параметры по умолчанию.</w:t>
-      </w:r>
-    </w:p>
-    <w:p>
-      <w:pPr>
-        <w:jc w:val="center"/>
-      </w:pPr>
-      <w:r>
-        <w:lastRenderedPageBreak/>
-        <w:drawing>
-          <wp:inline distT="0" distB="0" distL="0" distR="0" wp14:anchorId="2BE27C4F" wp14:editId="151DBA4C">
-            <wp:extent cx="6645910" cy="4057015"/>
-            <wp:effectExtent l="0" t="0" r="2540" b="635"/>
-            <wp:docPr id="4" name="Рисунок 4"/>
             <wp:cNvGraphicFramePr>
               <a:graphicFrameLocks xmlns:a="http://schemas.openxmlformats.org/drawingml/2006/main" noChangeAspect="1"/>
             </wp:cNvGraphicFramePr>
@@ -586,7 +637,7 @@
                   <pic:spPr>
                     <a:xfrm>
                       <a:off x="0" y="0"/>
-                      <a:ext cx="6645910" cy="4057015"/>
+                      <a:ext cx="6174000" cy="3780000"/>
                     </a:xfrm>
                     <a:prstGeom prst="rect">
                       <a:avLst/>
@@ -608,13 +659,29 @@
         </w:numPr>
       </w:pPr>
       <w:r>
-        <w:t xml:space="preserve">Нажимаем кнопку </w:t>
-      </w:r>
-      <w:r>
-        <w:rPr>
-          <w:b/>
-        </w:rPr>
-        <w:t>«Старт»</w:t>
+        <w:t xml:space="preserve">Выбираем схемы БД для резервной копии (в нашем случае </w:t>
+      </w:r>
+      <w:r>
+        <w:rPr>
+          <w:b/>
+        </w:rPr>
+        <w:t>«</w:t>
+      </w:r>
+      <w:r>
+        <w:rPr>
+          <w:b/>
+          <w:lang w:val="en-US"/>
+        </w:rPr>
+        <w:t>yard</w:t>
+      </w:r>
+      <w:r>
+        <w:rPr>
+          <w:b/>
+        </w:rPr>
+        <w:t>»</w:t>
+      </w:r>
+      <w:r>
+        <w:t>)</w:t>
       </w:r>
       <w:r>
         <w:t>.</w:t>
@@ -629,114 +696,16 @@
         </w:numPr>
       </w:pPr>
       <w:r>
-        <w:t xml:space="preserve">Ждём пока задача полностью отработает. Задача, в процессе работы пишет журнал. В конце этого журнала будет сообщение вида </w:t>
-      </w:r>
-      <w:r>
-        <w:rPr>
-          <w:b/>
-        </w:rPr>
-        <w:t>«</w:t>
-      </w:r>
-      <w:proofErr w:type="spellStart"/>
-      <w:r>
-        <w:rPr>
-          <w:b/>
-        </w:rPr>
-        <w:t>Task</w:t>
-      </w:r>
-      <w:proofErr w:type="spellEnd"/>
-      <w:r>
-        <w:rPr>
-          <w:b/>
-        </w:rPr>
-        <w:t xml:space="preserve"> '</w:t>
-      </w:r>
-      <w:proofErr w:type="spellStart"/>
-      <w:r>
-        <w:rPr>
-          <w:b/>
-        </w:rPr>
-        <w:t>PostgreSQL</w:t>
-      </w:r>
-      <w:proofErr w:type="spellEnd"/>
-      <w:r>
-        <w:rPr>
-          <w:b/>
-        </w:rPr>
-        <w:t xml:space="preserve"> </w:t>
-      </w:r>
-      <w:proofErr w:type="spellStart"/>
-      <w:r>
-        <w:rPr>
-          <w:b/>
-        </w:rPr>
-        <w:t>dump</w:t>
-      </w:r>
-      <w:proofErr w:type="spellEnd"/>
-      <w:r>
-        <w:rPr>
-          <w:b/>
-        </w:rPr>
-        <w:t xml:space="preserve">' </w:t>
-      </w:r>
-      <w:proofErr w:type="spellStart"/>
-      <w:r>
-        <w:rPr>
-          <w:b/>
-        </w:rPr>
-        <w:t>finished</w:t>
-      </w:r>
-      <w:proofErr w:type="spellEnd"/>
-      <w:r>
-        <w:rPr>
-          <w:b/>
-        </w:rPr>
-        <w:t xml:space="preserve"> </w:t>
-      </w:r>
-      <w:proofErr w:type="spellStart"/>
-      <w:r>
-        <w:rPr>
-          <w:b/>
-        </w:rPr>
-        <w:t>at</w:t>
-      </w:r>
-      <w:proofErr w:type="spellEnd"/>
-      <w:r>
-        <w:rPr>
-          <w:b/>
-        </w:rPr>
-        <w:t xml:space="preserve"> </w:t>
-      </w:r>
-      <w:proofErr w:type="spellStart"/>
-      <w:r>
-        <w:rPr>
-          <w:b/>
-        </w:rPr>
-        <w:t>Sun</w:t>
-      </w:r>
-      <w:proofErr w:type="spellEnd"/>
-      <w:r>
-        <w:rPr>
-          <w:b/>
-        </w:rPr>
-        <w:t xml:space="preserve"> </w:t>
-      </w:r>
-      <w:proofErr w:type="spellStart"/>
-      <w:r>
-        <w:rPr>
-          <w:b/>
-        </w:rPr>
-        <w:t>Jun</w:t>
-      </w:r>
-      <w:proofErr w:type="spellEnd"/>
-      <w:r>
-        <w:rPr>
-          <w:b/>
-        </w:rPr>
-        <w:t xml:space="preserve"> 11 11:37:09 MSK 2023»</w:t>
-      </w:r>
-      <w:r>
-        <w:t>. Также необходимо просмотреть журнал на наличие ошибок.</w:t>
+        <w:t xml:space="preserve">Выбираем структуры данных для резервной копии (таблицы и представления), чтобы выбрать представления надо поставить галку </w:t>
+      </w:r>
+      <w:r>
+        <w:rPr>
+          <w:b/>
+        </w:rPr>
+        <w:t>«Показать представления»</w:t>
+      </w:r>
+      <w:r>
+        <w:t>.</w:t>
       </w:r>
     </w:p>
     <w:p>
@@ -745,11 +714,16 @@
         <w:jc w:val="center"/>
       </w:pPr>
       <w:r>
+        <w:rPr>
+          <w:noProof/>
+          <w:lang w:eastAsia="ru-RU"/>
+        </w:rPr>
+        <w:lastRenderedPageBreak/>
         <w:drawing>
-          <wp:inline distT="0" distB="0" distL="0" distR="0" wp14:anchorId="45D881C2" wp14:editId="14D004C9">
-            <wp:extent cx="6645910" cy="4431030"/>
-            <wp:effectExtent l="0" t="0" r="2540" b="7620"/>
-            <wp:docPr id="5" name="Рисунок 5"/>
+          <wp:inline distT="0" distB="0" distL="0" distR="0" wp14:anchorId="10E10605" wp14:editId="693E8745">
+            <wp:extent cx="6645910" cy="5121910"/>
+            <wp:effectExtent l="0" t="0" r="2540" b="2540"/>
+            <wp:docPr id="3" name="Рисунок 3"/>
             <wp:cNvGraphicFramePr>
               <a:graphicFrameLocks xmlns:a="http://schemas.openxmlformats.org/drawingml/2006/main" noChangeAspect="1"/>
             </wp:cNvGraphicFramePr>
@@ -769,7 +743,7 @@
                   <pic:spPr>
                     <a:xfrm>
                       <a:off x="0" y="0"/>
-                      <a:ext cx="6645910" cy="4431030"/>
+                      <a:ext cx="6645910" cy="5121910"/>
                     </a:xfrm>
                     <a:prstGeom prst="rect">
                       <a:avLst/>
@@ -784,40 +758,34 @@
     </w:p>
     <w:p>
       <w:pPr>
-        <w:rPr>
-          <w:b/>
-        </w:rPr>
-      </w:pPr>
-      <w:r>
-        <w:rPr>
-          <w:b/>
-        </w:rPr>
-        <w:lastRenderedPageBreak/>
-        <w:t>Восстановление</w:t>
-      </w:r>
-    </w:p>
-    <w:p>
-      <w:pPr>
         <w:pStyle w:val="a3"/>
         <w:numPr>
           <w:ilvl w:val="0"/>
-          <w:numId w:val="2"/>
+          <w:numId w:val="1"/>
         </w:numPr>
-        <w:spacing w:after="0"/>
-        <w:ind w:left="0" w:firstLine="0"/>
-      </w:pPr>
-      <w:r>
-        <w:t xml:space="preserve">Открываем </w:t>
-      </w:r>
-      <w:proofErr w:type="spellStart"/>
-      <w:r>
-        <w:rPr>
-          <w:b/>
-          <w:lang w:val="en-US"/>
-        </w:rPr>
-        <w:t>DBeaver</w:t>
-      </w:r>
-      <w:proofErr w:type="spellEnd"/>
+      </w:pPr>
+      <w:r>
+        <w:t xml:space="preserve">Жмём </w:t>
+      </w:r>
+      <w:r>
+        <w:rPr>
+          <w:b/>
+        </w:rPr>
+        <w:t>«</w:t>
+      </w:r>
+      <w:r>
+        <w:rPr>
+          <w:b/>
+          <w:lang w:val="en-US"/>
+        </w:rPr>
+        <w:t>Next</w:t>
+      </w:r>
+      <w:r>
+        <w:rPr>
+          <w:b/>
+        </w:rPr>
+        <w:t>»</w:t>
+      </w:r>
       <w:r>
         <w:t>.</w:t>
       </w:r>
@@ -827,65 +795,156 @@
         <w:pStyle w:val="a3"/>
         <w:numPr>
           <w:ilvl w:val="0"/>
-          <w:numId w:val="2"/>
+          <w:numId w:val="1"/>
         </w:numPr>
-        <w:spacing w:after="0"/>
-        <w:ind w:left="0" w:firstLine="0"/>
-      </w:pPr>
-      <w:r>
-        <w:t>Открываем соединение.</w:t>
+      </w:pPr>
+      <w:r>
+        <w:t>Выбираем параметры резервного копирования.</w:t>
       </w:r>
     </w:p>
     <w:p>
       <w:pPr>
         <w:pStyle w:val="a3"/>
-        <w:numPr>
-          <w:ilvl w:val="0"/>
-          <w:numId w:val="2"/>
-        </w:numPr>
-        <w:spacing w:after="0"/>
-        <w:ind w:left="0" w:firstLine="0"/>
-      </w:pPr>
-      <w:r>
-        <w:t xml:space="preserve">ПКМ на конкретной БД </w:t>
-      </w:r>
-      <w:r>
-        <w:rPr>
-          <w:b/>
-        </w:rPr>
-        <w:t>«Инструменты»</w:t>
-      </w:r>
-      <w:proofErr w:type="gramStart"/>
-      <w:r>
-        <w:rPr>
-          <w:b/>
-        </w:rPr>
-        <w:t>-&gt;«</w:t>
-      </w:r>
-      <w:proofErr w:type="gramEnd"/>
-      <w:r>
-        <w:rPr>
-          <w:b/>
-        </w:rPr>
-        <w:t>Восстановить»</w:t>
-      </w:r>
-      <w:r>
-        <w:t>.</w:t>
+      </w:pPr>
+      <w:r>
+        <w:t xml:space="preserve">Формат </w:t>
+      </w:r>
+      <w:r>
+        <w:rPr>
+          <w:b/>
+        </w:rPr>
+        <w:t>«</w:t>
+      </w:r>
+      <w:r>
+        <w:rPr>
+          <w:b/>
+          <w:lang w:val="en-US"/>
+        </w:rPr>
+        <w:t>CUSTOM</w:t>
+      </w:r>
+      <w:r>
+        <w:rPr>
+          <w:b/>
+        </w:rPr>
+        <w:t>»</w:t>
+      </w:r>
+      <w:r>
+        <w:t>,</w:t>
       </w:r>
     </w:p>
     <w:p>
       <w:pPr>
         <w:pStyle w:val="a3"/>
-        <w:spacing w:after="0"/>
-        <w:ind w:left="0"/>
+      </w:pPr>
+      <w:r>
+        <w:t xml:space="preserve">Папка файла </w:t>
+      </w:r>
+      <w:r>
+        <w:rPr>
+          <w:b/>
+        </w:rPr>
+        <w:t>НА ЛОКАЛЬНОЙ МАШИНЕ</w:t>
+      </w:r>
+      <w:r>
+        <w:t xml:space="preserve"> (например</w:t>
+      </w:r>
+      <w:r>
+        <w:t>,</w:t>
+      </w:r>
+      <w:bookmarkStart w:id="0" w:name="_GoBack"/>
+      <w:bookmarkEnd w:id="0"/>
+      <w:r>
+        <w:t xml:space="preserve"> </w:t>
+      </w:r>
+      <w:r>
+        <w:rPr>
+          <w:b/>
+        </w:rPr>
+        <w:t>C:\Users\m.burov\</w:t>
+      </w:r>
+      <w:r>
+        <w:rPr>
+          <w:b/>
+          <w:lang w:val="en-US"/>
+        </w:rPr>
+        <w:t>data</w:t>
+      </w:r>
+      <w:r>
+        <w:t>)</w:t>
+      </w:r>
+      <w:r>
+        <w:t>,</w:t>
+      </w:r>
+    </w:p>
+    <w:p>
+      <w:pPr>
+        <w:pStyle w:val="a3"/>
+      </w:pPr>
+      <w:r>
+        <w:t xml:space="preserve">Шаблон имени файла (например: </w:t>
+      </w:r>
+      <w:r>
+        <w:rPr>
+          <w:b/>
+        </w:rPr>
+        <w:t>dump-${database}-${timestamp}.</w:t>
+      </w:r>
+      <w:r>
+        <w:rPr>
+          <w:b/>
+          <w:lang w:val="en-US"/>
+        </w:rPr>
+        <w:t>backup</w:t>
+      </w:r>
+      <w:r>
+        <w:t xml:space="preserve">), где </w:t>
+      </w:r>
+      <w:r>
+        <w:rPr>
+          <w:b/>
+          <w:lang w:val="en-US"/>
+        </w:rPr>
+        <w:t>database</w:t>
+      </w:r>
+      <w:r>
+        <w:t xml:space="preserve"> </w:t>
+      </w:r>
+      <w:r>
+        <w:t xml:space="preserve">– имя БД для резервного копирования, </w:t>
+      </w:r>
+      <w:r>
+        <w:rPr>
+          <w:b/>
+        </w:rPr>
+        <w:t>timestamp</w:t>
+      </w:r>
+      <w:r>
+        <w:t xml:space="preserve"> – текущая дата и время.</w:t>
+      </w:r>
+    </w:p>
+    <w:p>
+      <w:pPr>
+        <w:pStyle w:val="a3"/>
+      </w:pPr>
+      <w:r>
+        <w:t>Остальные параметры по умолчанию.</w:t>
+      </w:r>
+    </w:p>
+    <w:p>
+      <w:pPr>
         <w:jc w:val="center"/>
       </w:pPr>
       <w:r>
+        <w:rPr>
+          <w:noProof/>
+          <w:lang w:eastAsia="ru-RU"/>
+        </w:rPr>
+        <w:lastRenderedPageBreak/>
         <w:drawing>
-          <wp:inline distT="0" distB="0" distL="0" distR="0" wp14:anchorId="5D1D3311" wp14:editId="36F61C80">
-            <wp:extent cx="6163535" cy="3772426"/>
-            <wp:effectExtent l="0" t="0" r="8890" b="0"/>
-            <wp:docPr id="2" name="Рисунок 2"/>
+          <wp:inline distT="0" distB="0" distL="0" distR="0" wp14:anchorId="2BE27C4F" wp14:editId="151DBA4C">
+            <wp:extent cx="6645910" cy="4057015"/>
+            <wp:effectExtent l="0" t="0" r="2540" b="635"/>
+            <wp:docPr id="4" name="Рисунок 4"/>
             <wp:cNvGraphicFramePr>
               <a:graphicFrameLocks xmlns:a="http://schemas.openxmlformats.org/drawingml/2006/main" noChangeAspect="1"/>
             </wp:cNvGraphicFramePr>
@@ -905,7 +964,7 @@
                   <pic:spPr>
                     <a:xfrm>
                       <a:off x="0" y="0"/>
-                      <a:ext cx="6163535" cy="3772426"/>
+                      <a:ext cx="6645910" cy="4057015"/>
                     </a:xfrm>
                     <a:prstGeom prst="rect">
                       <a:avLst/>
@@ -923,194 +982,58 @@
         <w:pStyle w:val="a3"/>
         <w:numPr>
           <w:ilvl w:val="0"/>
-          <w:numId w:val="2"/>
+          <w:numId w:val="1"/>
         </w:numPr>
-        <w:spacing w:after="0"/>
-        <w:ind w:left="0" w:firstLine="0"/>
-      </w:pPr>
-      <w:r>
-        <w:t>Устанавливаем параметры:</w:t>
+      </w:pPr>
+      <w:r>
+        <w:t xml:space="preserve">Нажимаем кнопку </w:t>
+      </w:r>
+      <w:r>
+        <w:rPr>
+          <w:b/>
+        </w:rPr>
+        <w:t>«Старт»</w:t>
+      </w:r>
+      <w:r>
+        <w:t>.</w:t>
       </w:r>
     </w:p>
     <w:p>
       <w:pPr>
         <w:pStyle w:val="a3"/>
-        <w:spacing w:after="0"/>
-        <w:ind w:left="0" w:firstLine="708"/>
-      </w:pPr>
-      <w:r>
-        <w:t>Формат</w:t>
-      </w:r>
-      <w:r>
-        <w:rPr>
-          <w:lang w:val="en-US"/>
-        </w:rPr>
-        <w:t xml:space="preserve"> </w:t>
-      </w:r>
-      <w:r>
-        <w:rPr>
-          <w:b/>
-          <w:lang w:val="en-US"/>
-        </w:rPr>
-        <w:t>«CUSTOM»</w:t>
-      </w:r>
-      <w:r>
-        <w:t>,</w:t>
-      </w:r>
-    </w:p>
-    <w:p>
-      <w:pPr>
-        <w:pStyle w:val="a3"/>
-        <w:spacing w:after="0"/>
-        <w:ind w:left="0" w:firstLine="708"/>
-      </w:pPr>
-      <w:r>
-        <w:t xml:space="preserve">Ставим галку </w:t>
-      </w:r>
-      <w:r>
-        <w:rPr>
-          <w:b/>
-        </w:rPr>
-        <w:t>«Уничтожить (</w:t>
-      </w:r>
-      <w:r>
-        <w:rPr>
-          <w:b/>
-          <w:lang w:val="en-US"/>
-        </w:rPr>
-        <w:t>DROP</w:t>
-      </w:r>
-      <w:r>
-        <w:rPr>
-          <w:b/>
-        </w:rPr>
-        <w:t>) объекты БД перед их восстановлением»</w:t>
-      </w:r>
-      <w:r>
-        <w:t>,</w:t>
-      </w:r>
-    </w:p>
-    <w:p>
-      <w:pPr>
-        <w:pStyle w:val="a3"/>
-        <w:spacing w:after="0"/>
-        <w:ind w:left="0" w:firstLine="708"/>
-      </w:pPr>
-      <w:r>
-        <w:t>Ставим</w:t>
-      </w:r>
-      <w:r>
-        <w:t xml:space="preserve"> </w:t>
-      </w:r>
-      <w:r>
-        <w:t>галку</w:t>
-      </w:r>
-      <w:r>
-        <w:t xml:space="preserve"> </w:t>
-      </w:r>
-      <w:r>
-        <w:rPr>
-          <w:b/>
-        </w:rPr>
-        <w:t>«</w:t>
-      </w:r>
-      <w:r>
-        <w:rPr>
-          <w:b/>
-          <w:lang w:val="en-US"/>
-        </w:rPr>
-        <w:t>Create</w:t>
-      </w:r>
-      <w:r>
-        <w:rPr>
-          <w:b/>
-        </w:rPr>
-        <w:t xml:space="preserve"> </w:t>
-      </w:r>
-      <w:r>
-        <w:rPr>
-          <w:b/>
-          <w:lang w:val="en-US"/>
-        </w:rPr>
-        <w:t>database</w:t>
-      </w:r>
-      <w:r>
-        <w:rPr>
-          <w:b/>
-        </w:rPr>
-        <w:t>»</w:t>
-      </w:r>
-      <w:r>
-        <w:t>.</w:t>
-      </w:r>
-    </w:p>
-    <w:p>
-      <w:pPr>
-        <w:pStyle w:val="a3"/>
-        <w:spacing w:after="0"/>
-        <w:ind w:left="708"/>
-      </w:pPr>
-      <w:r>
-        <w:t xml:space="preserve">Выбираем файл с </w:t>
-      </w:r>
-      <w:proofErr w:type="spellStart"/>
-      <w:r>
-        <w:t>бэкапом</w:t>
-      </w:r>
-      <w:proofErr w:type="spellEnd"/>
-      <w:r>
-        <w:t xml:space="preserve"> (</w:t>
-      </w:r>
-      <w:r>
-        <w:rPr>
-          <w:b/>
-        </w:rPr>
-        <w:t>«Файл резерва:»</w:t>
-      </w:r>
-      <w:r>
-        <w:t xml:space="preserve">), </w:t>
-      </w:r>
-      <w:proofErr w:type="spellStart"/>
-      <w:r>
-        <w:t>бэкап</w:t>
-      </w:r>
-      <w:proofErr w:type="spellEnd"/>
-      <w:r>
-        <w:t xml:space="preserve"> должен быть обязательно сделан в формате </w:t>
-      </w:r>
-      <w:r>
-        <w:rPr>
-          <w:b/>
-          <w:lang w:val="en-US"/>
-        </w:rPr>
-        <w:t>CUSTOM</w:t>
-      </w:r>
-      <w:r>
-        <w:t xml:space="preserve"> (смотри выше, как сделать </w:t>
-      </w:r>
-      <w:proofErr w:type="spellStart"/>
-      <w:r>
-        <w:t>бэкап</w:t>
-      </w:r>
-      <w:proofErr w:type="spellEnd"/>
-      <w:r>
-        <w:t>)</w:t>
-      </w:r>
-      <w:r>
-        <w:t>.</w:t>
-      </w:r>
-    </w:p>
-    <w:p>
-      <w:pPr>
-        <w:spacing w:after="0"/>
+        <w:numPr>
+          <w:ilvl w:val="0"/>
+          <w:numId w:val="1"/>
+        </w:numPr>
+      </w:pPr>
+      <w:r>
+        <w:t xml:space="preserve">Ждём пока задача полностью отработает. Задача, в процессе работы пишет журнал. В конце этого журнала будет сообщение вида </w:t>
+      </w:r>
+      <w:r>
+        <w:rPr>
+          <w:b/>
+        </w:rPr>
+        <w:t>«Task 'PostgreSQL dump' finished at Sun Jun 11 11:37:09 MSK 2023»</w:t>
+      </w:r>
+      <w:r>
+        <w:t>. Также необходимо просмотреть журнал на наличие ошибок.</w:t>
+      </w:r>
+    </w:p>
+    <w:p>
+      <w:pPr>
+        <w:ind w:left="360"/>
         <w:jc w:val="center"/>
       </w:pPr>
       <w:r>
+        <w:rPr>
+          <w:noProof/>
+          <w:lang w:eastAsia="ru-RU"/>
+        </w:rPr>
         <w:drawing>
-          <wp:inline distT="0" distB="0" distL="0" distR="0" wp14:anchorId="3B56841E" wp14:editId="490B40A8">
-            <wp:extent cx="6645910" cy="3375660"/>
-            <wp:effectExtent l="0" t="0" r="2540" b="0"/>
-            <wp:docPr id="6" name="Рисунок 6"/>
+          <wp:inline distT="0" distB="0" distL="0" distR="0" wp14:anchorId="45D881C2" wp14:editId="14D004C9">
+            <wp:extent cx="6645910" cy="4431030"/>
+            <wp:effectExtent l="0" t="0" r="2540" b="7620"/>
+            <wp:docPr id="5" name="Рисунок 5"/>
             <wp:cNvGraphicFramePr>
               <a:graphicFrameLocks xmlns:a="http://schemas.openxmlformats.org/drawingml/2006/main" noChangeAspect="1"/>
             </wp:cNvGraphicFramePr>
@@ -1130,7 +1053,7 @@
                   <pic:spPr>
                     <a:xfrm>
                       <a:off x="0" y="0"/>
-                      <a:ext cx="6645910" cy="3375660"/>
+                      <a:ext cx="6645910" cy="4431030"/>
                     </a:xfrm>
                     <a:prstGeom prst="rect">
                       <a:avLst/>
@@ -1145,6 +1068,20 @@
     </w:p>
     <w:p>
       <w:pPr>
+        <w:rPr>
+          <w:b/>
+        </w:rPr>
+      </w:pPr>
+      <w:r>
+        <w:rPr>
+          <w:b/>
+        </w:rPr>
+        <w:lastRenderedPageBreak/>
+        <w:t>Восстановление</w:t>
+      </w:r>
+    </w:p>
+    <w:p>
+      <w:pPr>
         <w:pStyle w:val="a3"/>
         <w:numPr>
           <w:ilvl w:val="0"/>
@@ -1154,25 +1091,14 @@
         <w:ind w:left="0" w:firstLine="0"/>
       </w:pPr>
       <w:r>
-        <w:t xml:space="preserve">Нажимаем кнопку </w:t>
-      </w:r>
-      <w:r>
-        <w:rPr>
-          <w:b/>
-        </w:rPr>
-        <w:t>«</w:t>
-      </w:r>
-      <w:r>
-        <w:rPr>
-          <w:b/>
-        </w:rPr>
-        <w:t>Старт</w:t>
-      </w:r>
-      <w:r>
-        <w:rPr>
-          <w:b/>
-        </w:rPr>
-        <w:t>»</w:t>
+        <w:t xml:space="preserve">Открываем </w:t>
+      </w:r>
+      <w:r>
+        <w:rPr>
+          <w:b/>
+          <w:lang w:val="en-US"/>
+        </w:rPr>
+        <w:t>DBeaver</w:t>
       </w:r>
       <w:r>
         <w:t>.</w:t>
@@ -1180,166 +1106,58 @@
     </w:p>
     <w:p>
       <w:pPr>
+        <w:pStyle w:val="a3"/>
+        <w:numPr>
+          <w:ilvl w:val="0"/>
+          <w:numId w:val="2"/>
+        </w:numPr>
         <w:spacing w:after="0"/>
-        <w:ind w:left="708"/>
-      </w:pPr>
-      <w:r>
-        <w:t>Ждём выполнения задачи.</w:t>
-      </w:r>
-      <w:r>
-        <w:t xml:space="preserve"> </w:t>
-      </w:r>
-      <w:r>
-        <w:t>Задача, в процессе работы пишет журнал</w:t>
-      </w:r>
-      <w:r>
-        <w:t xml:space="preserve">. </w:t>
-      </w:r>
-      <w:r>
-        <w:t xml:space="preserve">В конце этого журнала будет сообщение вида </w:t>
-      </w:r>
-      <w:r>
-        <w:rPr>
-          <w:b/>
-        </w:rPr>
-        <w:t>«</w:t>
-      </w:r>
-      <w:proofErr w:type="spellStart"/>
-      <w:r>
-        <w:rPr>
-          <w:b/>
-        </w:rPr>
-        <w:t>Task</w:t>
-      </w:r>
-      <w:proofErr w:type="spellEnd"/>
-      <w:r>
-        <w:rPr>
-          <w:b/>
-        </w:rPr>
-        <w:t xml:space="preserve"> '</w:t>
-      </w:r>
-      <w:proofErr w:type="spellStart"/>
-      <w:r>
-        <w:rPr>
-          <w:b/>
-        </w:rPr>
-        <w:t>PostgreSQL</w:t>
-      </w:r>
-      <w:proofErr w:type="spellEnd"/>
-      <w:r>
-        <w:rPr>
-          <w:b/>
-        </w:rPr>
-        <w:t xml:space="preserve"> </w:t>
-      </w:r>
-      <w:proofErr w:type="spellStart"/>
-      <w:r>
-        <w:rPr>
-          <w:b/>
-        </w:rPr>
-        <w:t>restore</w:t>
-      </w:r>
-      <w:proofErr w:type="spellEnd"/>
-      <w:r>
-        <w:rPr>
-          <w:b/>
-        </w:rPr>
-        <w:t xml:space="preserve">' </w:t>
-      </w:r>
-      <w:proofErr w:type="spellStart"/>
-      <w:r>
-        <w:rPr>
-          <w:b/>
-        </w:rPr>
-        <w:t>finished</w:t>
-      </w:r>
-      <w:proofErr w:type="spellEnd"/>
-      <w:r>
-        <w:rPr>
-          <w:b/>
-        </w:rPr>
-        <w:t xml:space="preserve"> </w:t>
-      </w:r>
-      <w:proofErr w:type="spellStart"/>
-      <w:r>
-        <w:rPr>
-          <w:b/>
-        </w:rPr>
-        <w:t>at</w:t>
-      </w:r>
-      <w:proofErr w:type="spellEnd"/>
-      <w:r>
-        <w:rPr>
-          <w:b/>
-        </w:rPr>
-        <w:t xml:space="preserve"> </w:t>
-      </w:r>
-      <w:proofErr w:type="spellStart"/>
-      <w:r>
-        <w:rPr>
-          <w:b/>
-        </w:rPr>
-        <w:t>Sun</w:t>
-      </w:r>
-      <w:proofErr w:type="spellEnd"/>
-      <w:r>
-        <w:rPr>
-          <w:b/>
-        </w:rPr>
-        <w:t xml:space="preserve"> </w:t>
-      </w:r>
-      <w:proofErr w:type="spellStart"/>
-      <w:r>
-        <w:rPr>
-          <w:b/>
-        </w:rPr>
-        <w:t>Jun</w:t>
-      </w:r>
-      <w:proofErr w:type="spellEnd"/>
-      <w:r>
-        <w:rPr>
-          <w:b/>
-        </w:rPr>
-        <w:t xml:space="preserve"> </w:t>
-      </w:r>
-      <w:r>
-        <w:rPr>
-          <w:b/>
-        </w:rPr>
-        <w:lastRenderedPageBreak/>
-        <w:t>11 11:40:14 MSK 2023</w:t>
-      </w:r>
-      <w:r>
-        <w:rPr>
-          <w:b/>
-        </w:rPr>
-        <w:t>»</w:t>
-      </w:r>
-      <w:r>
-        <w:t>. Также необходимо просмотреть журнал на наличие ошибок.</w:t>
-      </w:r>
-    </w:p>
-    <w:p>
-      <w:pPr>
+        <w:ind w:left="0" w:firstLine="0"/>
+      </w:pPr>
+      <w:r>
+        <w:t>Открываем соединение.</w:t>
+      </w:r>
+    </w:p>
+    <w:p>
+      <w:pPr>
+        <w:pStyle w:val="a3"/>
+        <w:numPr>
+          <w:ilvl w:val="0"/>
+          <w:numId w:val="2"/>
+        </w:numPr>
         <w:spacing w:after="0"/>
-        <w:ind w:left="708"/>
-      </w:pPr>
-      <w:r>
-        <w:t>После завершения восстановления визуально смотрим что БД восстановлена корректно – есть объекты БД и дынные.</w:t>
-      </w:r>
-    </w:p>
-    <w:p>
-      <w:pPr>
+        <w:ind w:left="0" w:firstLine="0"/>
+      </w:pPr>
+      <w:r>
+        <w:t xml:space="preserve">ПКМ на конкретной БД </w:t>
+      </w:r>
+      <w:r>
+        <w:rPr>
+          <w:b/>
+        </w:rPr>
+        <w:t>«Инструменты»-&gt;«Восстановить»</w:t>
+      </w:r>
+      <w:r>
+        <w:t>.</w:t>
+      </w:r>
+    </w:p>
+    <w:p>
+      <w:pPr>
+        <w:pStyle w:val="a3"/>
         <w:spacing w:after="0"/>
+        <w:ind w:left="0"/>
         <w:jc w:val="center"/>
       </w:pPr>
-      <w:bookmarkStart w:id="0" w:name="_GoBack"/>
-      <w:r>
+      <w:r>
+        <w:rPr>
+          <w:noProof/>
+          <w:lang w:eastAsia="ru-RU"/>
+        </w:rPr>
         <w:drawing>
-          <wp:inline distT="0" distB="0" distL="0" distR="0" wp14:anchorId="65566F0B" wp14:editId="0621CA98">
-            <wp:extent cx="6645910" cy="4133215"/>
-            <wp:effectExtent l="0" t="0" r="2540" b="635"/>
-            <wp:docPr id="7" name="Рисунок 7"/>
+          <wp:inline distT="0" distB="0" distL="0" distR="0" wp14:anchorId="5D1D3311" wp14:editId="36F61C80">
+            <wp:extent cx="6163535" cy="3772426"/>
+            <wp:effectExtent l="0" t="0" r="8890" b="0"/>
+            <wp:docPr id="2" name="Рисунок 2"/>
             <wp:cNvGraphicFramePr>
               <a:graphicFrameLocks xmlns:a="http://schemas.openxmlformats.org/drawingml/2006/main" noChangeAspect="1"/>
             </wp:cNvGraphicFramePr>
@@ -1359,6 +1177,342 @@
                   <pic:spPr>
                     <a:xfrm>
                       <a:off x="0" y="0"/>
+                      <a:ext cx="6163535" cy="3772426"/>
+                    </a:xfrm>
+                    <a:prstGeom prst="rect">
+                      <a:avLst/>
+                    </a:prstGeom>
+                  </pic:spPr>
+                </pic:pic>
+              </a:graphicData>
+            </a:graphic>
+          </wp:inline>
+        </w:drawing>
+      </w:r>
+    </w:p>
+    <w:p>
+      <w:pPr>
+        <w:pStyle w:val="a3"/>
+        <w:numPr>
+          <w:ilvl w:val="0"/>
+          <w:numId w:val="2"/>
+        </w:numPr>
+        <w:spacing w:after="0"/>
+        <w:ind w:left="0" w:firstLine="0"/>
+      </w:pPr>
+      <w:r>
+        <w:t>Устанавливаем параметры:</w:t>
+      </w:r>
+    </w:p>
+    <w:p>
+      <w:pPr>
+        <w:pStyle w:val="a3"/>
+        <w:spacing w:after="0"/>
+        <w:ind w:left="0" w:firstLine="708"/>
+      </w:pPr>
+      <w:r>
+        <w:t>Формат</w:t>
+      </w:r>
+      <w:r>
+        <w:rPr>
+          <w:lang w:val="en-US"/>
+        </w:rPr>
+        <w:t xml:space="preserve"> </w:t>
+      </w:r>
+      <w:r>
+        <w:rPr>
+          <w:b/>
+          <w:lang w:val="en-US"/>
+        </w:rPr>
+        <w:t>«CUSTOM»</w:t>
+      </w:r>
+      <w:r>
+        <w:t>,</w:t>
+      </w:r>
+    </w:p>
+    <w:p>
+      <w:pPr>
+        <w:pStyle w:val="a3"/>
+        <w:spacing w:after="0"/>
+        <w:ind w:left="0" w:firstLine="708"/>
+      </w:pPr>
+      <w:r>
+        <w:t xml:space="preserve">Ставим галку </w:t>
+      </w:r>
+      <w:r>
+        <w:rPr>
+          <w:b/>
+        </w:rPr>
+        <w:t>«Уничтожить (</w:t>
+      </w:r>
+      <w:r>
+        <w:rPr>
+          <w:b/>
+          <w:lang w:val="en-US"/>
+        </w:rPr>
+        <w:t>DROP</w:t>
+      </w:r>
+      <w:r>
+        <w:rPr>
+          <w:b/>
+        </w:rPr>
+        <w:t>) объекты БД перед их восстановлением»</w:t>
+      </w:r>
+      <w:r>
+        <w:t>,</w:t>
+      </w:r>
+    </w:p>
+    <w:p>
+      <w:pPr>
+        <w:pStyle w:val="a3"/>
+        <w:spacing w:after="0"/>
+        <w:ind w:left="0" w:firstLine="708"/>
+      </w:pPr>
+      <w:r>
+        <w:t>Ставим</w:t>
+      </w:r>
+      <w:r>
+        <w:t xml:space="preserve"> </w:t>
+      </w:r>
+      <w:r>
+        <w:t>галку</w:t>
+      </w:r>
+      <w:r>
+        <w:t xml:space="preserve"> </w:t>
+      </w:r>
+      <w:r>
+        <w:rPr>
+          <w:b/>
+        </w:rPr>
+        <w:t>«</w:t>
+      </w:r>
+      <w:r>
+        <w:rPr>
+          <w:b/>
+          <w:lang w:val="en-US"/>
+        </w:rPr>
+        <w:t>Create</w:t>
+      </w:r>
+      <w:r>
+        <w:rPr>
+          <w:b/>
+        </w:rPr>
+        <w:t xml:space="preserve"> </w:t>
+      </w:r>
+      <w:r>
+        <w:rPr>
+          <w:b/>
+          <w:lang w:val="en-US"/>
+        </w:rPr>
+        <w:t>database</w:t>
+      </w:r>
+      <w:r>
+        <w:rPr>
+          <w:b/>
+        </w:rPr>
+        <w:t>»</w:t>
+      </w:r>
+      <w:r>
+        <w:t>.</w:t>
+      </w:r>
+    </w:p>
+    <w:p>
+      <w:pPr>
+        <w:pStyle w:val="a3"/>
+        <w:spacing w:after="0"/>
+        <w:ind w:left="708"/>
+      </w:pPr>
+      <w:r>
+        <w:t>Выбираем файл с бэкапом (</w:t>
+      </w:r>
+      <w:r>
+        <w:rPr>
+          <w:b/>
+        </w:rPr>
+        <w:t>«Файл резерва:»</w:t>
+      </w:r>
+      <w:r>
+        <w:t xml:space="preserve">), бэкап должен быть обязательно сделан в формате </w:t>
+      </w:r>
+      <w:r>
+        <w:rPr>
+          <w:b/>
+          <w:lang w:val="en-US"/>
+        </w:rPr>
+        <w:t>CUSTOM</w:t>
+      </w:r>
+      <w:r>
+        <w:t xml:space="preserve"> (смотри выше, как сделать бэкап)</w:t>
+      </w:r>
+      <w:r>
+        <w:t>.</w:t>
+      </w:r>
+    </w:p>
+    <w:p>
+      <w:pPr>
+        <w:spacing w:after="0"/>
+        <w:jc w:val="center"/>
+      </w:pPr>
+      <w:r>
+        <w:rPr>
+          <w:noProof/>
+          <w:lang w:eastAsia="ru-RU"/>
+        </w:rPr>
+        <w:drawing>
+          <wp:inline distT="0" distB="0" distL="0" distR="0" wp14:anchorId="3B56841E" wp14:editId="490B40A8">
+            <wp:extent cx="6645910" cy="3375660"/>
+            <wp:effectExtent l="0" t="0" r="2540" b="0"/>
+            <wp:docPr id="6" name="Рисунок 6"/>
+            <wp:cNvGraphicFramePr>
+              <a:graphicFrameLocks xmlns:a="http://schemas.openxmlformats.org/drawingml/2006/main" noChangeAspect="1"/>
+            </wp:cNvGraphicFramePr>
+            <a:graphic xmlns:a="http://schemas.openxmlformats.org/drawingml/2006/main">
+              <a:graphicData uri="http://schemas.openxmlformats.org/drawingml/2006/picture">
+                <pic:pic xmlns:pic="http://schemas.openxmlformats.org/drawingml/2006/picture">
+                  <pic:nvPicPr>
+                    <pic:cNvPr id="1" name=""/>
+                    <pic:cNvPicPr/>
+                  </pic:nvPicPr>
+                  <pic:blipFill>
+                    <a:blip r:embed="rId12"/>
+                    <a:stretch>
+                      <a:fillRect/>
+                    </a:stretch>
+                  </pic:blipFill>
+                  <pic:spPr>
+                    <a:xfrm>
+                      <a:off x="0" y="0"/>
+                      <a:ext cx="6645910" cy="3375660"/>
+                    </a:xfrm>
+                    <a:prstGeom prst="rect">
+                      <a:avLst/>
+                    </a:prstGeom>
+                  </pic:spPr>
+                </pic:pic>
+              </a:graphicData>
+            </a:graphic>
+          </wp:inline>
+        </w:drawing>
+      </w:r>
+    </w:p>
+    <w:p>
+      <w:pPr>
+        <w:pStyle w:val="a3"/>
+        <w:numPr>
+          <w:ilvl w:val="0"/>
+          <w:numId w:val="2"/>
+        </w:numPr>
+        <w:spacing w:after="0"/>
+        <w:ind w:left="0" w:firstLine="0"/>
+      </w:pPr>
+      <w:r>
+        <w:t xml:space="preserve">Нажимаем кнопку </w:t>
+      </w:r>
+      <w:r>
+        <w:rPr>
+          <w:b/>
+        </w:rPr>
+        <w:t>«</w:t>
+      </w:r>
+      <w:r>
+        <w:rPr>
+          <w:b/>
+        </w:rPr>
+        <w:t>Старт</w:t>
+      </w:r>
+      <w:r>
+        <w:rPr>
+          <w:b/>
+        </w:rPr>
+        <w:t>»</w:t>
+      </w:r>
+      <w:r>
+        <w:t>.</w:t>
+      </w:r>
+    </w:p>
+    <w:p>
+      <w:pPr>
+        <w:spacing w:after="0"/>
+        <w:ind w:left="708"/>
+      </w:pPr>
+      <w:r>
+        <w:t>Ждём выполнения задачи.</w:t>
+      </w:r>
+      <w:r>
+        <w:t xml:space="preserve"> Задача, в процессе работы пишет журнал. В конце этого журнала будет сообщение вида </w:t>
+      </w:r>
+      <w:r>
+        <w:rPr>
+          <w:b/>
+        </w:rPr>
+        <w:t>«</w:t>
+      </w:r>
+      <w:r>
+        <w:rPr>
+          <w:b/>
+        </w:rPr>
+        <w:t xml:space="preserve">Task 'PostgreSQL restore' finished at Sun Jun </w:t>
+      </w:r>
+      <w:r>
+        <w:rPr>
+          <w:b/>
+        </w:rPr>
+        <w:lastRenderedPageBreak/>
+        <w:t>11 11:40:14 MSK 2023</w:t>
+      </w:r>
+      <w:r>
+        <w:rPr>
+          <w:b/>
+        </w:rPr>
+        <w:t>»</w:t>
+      </w:r>
+      <w:r>
+        <w:t>. Также необходимо просмотреть журнал на наличие ошибок.</w:t>
+      </w:r>
+    </w:p>
+    <w:p>
+      <w:pPr>
+        <w:spacing w:after="0"/>
+        <w:ind w:left="708"/>
+      </w:pPr>
+      <w:r>
+        <w:t>После завершения восстановления визуально смотрим что БД восстановлена корректно – есть объекты БД и дынные.</w:t>
+      </w:r>
+    </w:p>
+    <w:p>
+      <w:pPr>
+        <w:spacing w:after="0"/>
+        <w:jc w:val="center"/>
+      </w:pPr>
+      <w:r>
+        <w:rPr>
+          <w:noProof/>
+          <w:lang w:eastAsia="ru-RU"/>
+        </w:rPr>
+        <w:drawing>
+          <wp:inline distT="0" distB="0" distL="0" distR="0" wp14:anchorId="65566F0B" wp14:editId="0621CA98">
+            <wp:extent cx="6645910" cy="4133215"/>
+            <wp:effectExtent l="0" t="0" r="2540" b="635"/>
+            <wp:docPr id="7" name="Рисунок 7"/>
+            <wp:cNvGraphicFramePr>
+              <a:graphicFrameLocks xmlns:a="http://schemas.openxmlformats.org/drawingml/2006/main" noChangeAspect="1"/>
+            </wp:cNvGraphicFramePr>
+            <a:graphic xmlns:a="http://schemas.openxmlformats.org/drawingml/2006/main">
+              <a:graphicData uri="http://schemas.openxmlformats.org/drawingml/2006/picture">
+                <pic:pic xmlns:pic="http://schemas.openxmlformats.org/drawingml/2006/picture">
+                  <pic:nvPicPr>
+                    <pic:cNvPr id="1" name=""/>
+                    <pic:cNvPicPr/>
+                  </pic:nvPicPr>
+                  <pic:blipFill>
+                    <a:blip r:embed="rId13"/>
+                    <a:stretch>
+                      <a:fillRect/>
+                    </a:stretch>
+                  </pic:blipFill>
+                  <pic:spPr>
+                    <a:xfrm>
+                      <a:off x="0" y="0"/>
                       <a:ext cx="6645910" cy="4133215"/>
                     </a:xfrm>
                     <a:prstGeom prst="rect">
@@ -1371,7 +1525,6 @@
           </wp:inline>
         </w:drawing>
       </w:r>
-      <w:bookmarkEnd w:id="0"/>
     </w:p>
     <w:p>
       <w:pPr>
@@ -1402,8 +1555,1753 @@
     <w:p/>
     <w:p>
       <w:r>
-        <w:t>В разработке…</w:t>
-      </w:r>
+        <w:t xml:space="preserve">БД </w:t>
+      </w:r>
+      <w:r>
+        <w:rPr>
+          <w:b/>
+          <w:lang w:val="en-US"/>
+        </w:rPr>
+        <w:t>PostgresSQL</w:t>
+      </w:r>
+      <w:r>
+        <w:t xml:space="preserve"> </w:t>
+      </w:r>
+      <w:r>
+        <w:t xml:space="preserve">у нас развёрнуты на операционной системе </w:t>
+      </w:r>
+      <w:r>
+        <w:rPr>
+          <w:b/>
+          <w:lang w:val="en-US"/>
+        </w:rPr>
+        <w:t>Linux</w:t>
+      </w:r>
+      <w:r>
+        <w:t xml:space="preserve">. Мы будем удалённо подключаться к </w:t>
+      </w:r>
+      <w:r>
+        <w:rPr>
+          <w:b/>
+          <w:lang w:val="en-US"/>
+        </w:rPr>
+        <w:t>Linux</w:t>
+      </w:r>
+      <w:r>
+        <w:t xml:space="preserve">-машине и работать в командной строке. Подключиться можно через любой </w:t>
+      </w:r>
+      <w:r>
+        <w:rPr>
+          <w:b/>
+          <w:lang w:val="en-US"/>
+        </w:rPr>
+        <w:t>SSH</w:t>
+      </w:r>
+      <w:r>
+        <w:rPr>
+          <w:lang w:val="en-US"/>
+        </w:rPr>
+        <w:t xml:space="preserve"> </w:t>
+      </w:r>
+      <w:r>
+        <w:t>клиент, например</w:t>
+      </w:r>
+      <w:r>
+        <w:t>,</w:t>
+      </w:r>
+      <w:r>
+        <w:t xml:space="preserve"> </w:t>
+      </w:r>
+      <w:r>
+        <w:rPr>
+          <w:b/>
+          <w:lang w:val="en-US"/>
+        </w:rPr>
+        <w:t>Putty</w:t>
+      </w:r>
+      <w:r>
+        <w:t>.</w:t>
+      </w:r>
+    </w:p>
+    <w:p>
+      <w:pPr>
+        <w:jc w:val="center"/>
+      </w:pPr>
+      <w:r>
+        <w:rPr>
+          <w:noProof/>
+          <w:lang w:eastAsia="ru-RU"/>
+        </w:rPr>
+        <w:lastRenderedPageBreak/>
+        <w:drawing>
+          <wp:inline distT="0" distB="0" distL="0" distR="0" wp14:anchorId="29E39164" wp14:editId="2A603DC9">
+            <wp:extent cx="4305901" cy="4210638"/>
+            <wp:effectExtent l="0" t="0" r="0" b="0"/>
+            <wp:docPr id="8" name="Рисунок 8"/>
+            <wp:cNvGraphicFramePr>
+              <a:graphicFrameLocks xmlns:a="http://schemas.openxmlformats.org/drawingml/2006/main" noChangeAspect="1"/>
+            </wp:cNvGraphicFramePr>
+            <a:graphic xmlns:a="http://schemas.openxmlformats.org/drawingml/2006/main">
+              <a:graphicData uri="http://schemas.openxmlformats.org/drawingml/2006/picture">
+                <pic:pic xmlns:pic="http://schemas.openxmlformats.org/drawingml/2006/picture">
+                  <pic:nvPicPr>
+                    <pic:cNvPr id="1" name=""/>
+                    <pic:cNvPicPr/>
+                  </pic:nvPicPr>
+                  <pic:blipFill>
+                    <a:blip r:embed="rId14"/>
+                    <a:stretch>
+                      <a:fillRect/>
+                    </a:stretch>
+                  </pic:blipFill>
+                  <pic:spPr>
+                    <a:xfrm>
+                      <a:off x="0" y="0"/>
+                      <a:ext cx="4305901" cy="4210638"/>
+                    </a:xfrm>
+                    <a:prstGeom prst="rect">
+                      <a:avLst/>
+                    </a:prstGeom>
+                  </pic:spPr>
+                </pic:pic>
+              </a:graphicData>
+            </a:graphic>
+          </wp:inline>
+        </w:drawing>
+      </w:r>
+    </w:p>
+    <w:p>
+      <w:pPr>
+        <w:jc w:val="center"/>
+      </w:pPr>
+      <w:r>
+        <w:rPr>
+          <w:noProof/>
+          <w:lang w:eastAsia="ru-RU"/>
+        </w:rPr>
+        <w:drawing>
+          <wp:inline distT="0" distB="0" distL="0" distR="0" wp14:anchorId="2652F111" wp14:editId="6B867A2B">
+            <wp:extent cx="5544324" cy="2943636"/>
+            <wp:effectExtent l="0" t="0" r="0" b="9525"/>
+            <wp:docPr id="10" name="Рисунок 10"/>
+            <wp:cNvGraphicFramePr>
+              <a:graphicFrameLocks xmlns:a="http://schemas.openxmlformats.org/drawingml/2006/main" noChangeAspect="1"/>
+            </wp:cNvGraphicFramePr>
+            <a:graphic xmlns:a="http://schemas.openxmlformats.org/drawingml/2006/main">
+              <a:graphicData uri="http://schemas.openxmlformats.org/drawingml/2006/picture">
+                <pic:pic xmlns:pic="http://schemas.openxmlformats.org/drawingml/2006/picture">
+                  <pic:nvPicPr>
+                    <pic:cNvPr id="1" name=""/>
+                    <pic:cNvPicPr/>
+                  </pic:nvPicPr>
+                  <pic:blipFill>
+                    <a:blip r:embed="rId15"/>
+                    <a:stretch>
+                      <a:fillRect/>
+                    </a:stretch>
+                  </pic:blipFill>
+                  <pic:spPr>
+                    <a:xfrm>
+                      <a:off x="0" y="0"/>
+                      <a:ext cx="5544324" cy="2943636"/>
+                    </a:xfrm>
+                    <a:prstGeom prst="rect">
+                      <a:avLst/>
+                    </a:prstGeom>
+                  </pic:spPr>
+                </pic:pic>
+              </a:graphicData>
+            </a:graphic>
+          </wp:inline>
+        </w:drawing>
+      </w:r>
+    </w:p>
+    <w:p>
+      <w:pPr>
+        <w:rPr>
+          <w:lang w:val="en-US"/>
+        </w:rPr>
+      </w:pPr>
+    </w:p>
+    <w:p>
+      <w:pPr>
+        <w:rPr>
+          <w:b/>
+        </w:rPr>
+      </w:pPr>
+      <w:r>
+        <w:rPr>
+          <w:b/>
+        </w:rPr>
+        <w:t>Резервное копирование</w:t>
+      </w:r>
+    </w:p>
+    <w:p>
+      <w:r>
+        <w:t xml:space="preserve">Для резервного копирования будем использовать консольную утилиту </w:t>
+      </w:r>
+      <w:r>
+        <w:rPr>
+          <w:b/>
+          <w:lang w:val="en-US"/>
+        </w:rPr>
+        <w:t>pg</w:t>
+      </w:r>
+      <w:r>
+        <w:rPr>
+          <w:b/>
+        </w:rPr>
+        <w:t>_</w:t>
+      </w:r>
+      <w:r>
+        <w:rPr>
+          <w:b/>
+          <w:lang w:val="en-US"/>
+        </w:rPr>
+        <w:t>dump</w:t>
+      </w:r>
+      <w:r>
+        <w:t xml:space="preserve">, описание её работы и её параметров можно найти тут </w:t>
+      </w:r>
+      <w:hyperlink r:id="rId16" w:history="1">
+        <w:r>
+          <w:rPr>
+            <w:rStyle w:val="a4"/>
+            <w:lang w:val="en-US"/>
+          </w:rPr>
+          <w:t>https</w:t>
+        </w:r>
+        <w:r>
+          <w:rPr>
+            <w:rStyle w:val="a4"/>
+          </w:rPr>
+          <w:t>://</w:t>
+        </w:r>
+        <w:r>
+          <w:rPr>
+            <w:rStyle w:val="a4"/>
+            <w:lang w:val="en-US"/>
+          </w:rPr>
+          <w:t>postgrespro</w:t>
+        </w:r>
+        <w:r>
+          <w:rPr>
+            <w:rStyle w:val="a4"/>
+          </w:rPr>
+          <w:t>.</w:t>
+        </w:r>
+        <w:r>
+          <w:rPr>
+            <w:rStyle w:val="a4"/>
+            <w:lang w:val="en-US"/>
+          </w:rPr>
+          <w:t>ru</w:t>
+        </w:r>
+        <w:r>
+          <w:rPr>
+            <w:rStyle w:val="a4"/>
+          </w:rPr>
+          <w:t>/</w:t>
+        </w:r>
+        <w:r>
+          <w:rPr>
+            <w:rStyle w:val="a4"/>
+            <w:lang w:val="en-US"/>
+          </w:rPr>
+          <w:t>docs</w:t>
+        </w:r>
+        <w:r>
+          <w:rPr>
+            <w:rStyle w:val="a4"/>
+          </w:rPr>
+          <w:t>/</w:t>
+        </w:r>
+        <w:r>
+          <w:rPr>
+            <w:rStyle w:val="a4"/>
+            <w:lang w:val="en-US"/>
+          </w:rPr>
+          <w:t>postgresql</w:t>
+        </w:r>
+        <w:r>
+          <w:rPr>
+            <w:rStyle w:val="a4"/>
+          </w:rPr>
+          <w:t>/15/</w:t>
+        </w:r>
+        <w:r>
+          <w:rPr>
+            <w:rStyle w:val="a4"/>
+            <w:lang w:val="en-US"/>
+          </w:rPr>
+          <w:t>app</w:t>
+        </w:r>
+        <w:r>
+          <w:rPr>
+            <w:rStyle w:val="a4"/>
+          </w:rPr>
+          <w:t>-</w:t>
+        </w:r>
+        <w:r>
+          <w:rPr>
+            <w:rStyle w:val="a4"/>
+            <w:lang w:val="en-US"/>
+          </w:rPr>
+          <w:t>pgdump</w:t>
+        </w:r>
+      </w:hyperlink>
+      <w:r>
+        <w:t>.</w:t>
+      </w:r>
+      <w:r>
+        <w:t xml:space="preserve"> Эта же утилита используется «под капотом» при резервном копировании через пользовательский интерфейс </w:t>
+      </w:r>
+      <w:r>
+        <w:rPr>
+          <w:b/>
+          <w:lang w:val="en-US"/>
+        </w:rPr>
+        <w:t>DBeaver</w:t>
+      </w:r>
+      <w:r>
+        <w:t>, тут описан порядок работы с этой утилитой через командную строку.</w:t>
+      </w:r>
+    </w:p>
+    <w:p>
+      <w:r>
+        <w:t>Основные</w:t>
+      </w:r>
+      <w:r>
+        <w:t xml:space="preserve"> </w:t>
+      </w:r>
+      <w:r>
+        <w:t xml:space="preserve">параметры и ключи для запуска утилиты </w:t>
+      </w:r>
+      <w:r>
+        <w:rPr>
+          <w:b/>
+          <w:lang w:val="en-US"/>
+        </w:rPr>
+        <w:t>pg</w:t>
+      </w:r>
+      <w:r>
+        <w:rPr>
+          <w:b/>
+        </w:rPr>
+        <w:t>_</w:t>
+      </w:r>
+      <w:r>
+        <w:rPr>
+          <w:b/>
+          <w:lang w:val="en-US"/>
+        </w:rPr>
+        <w:t>dump</w:t>
+      </w:r>
+      <w:r>
+        <w:t>:</w:t>
+      </w:r>
+    </w:p>
+    <w:p>
+      <w:pPr>
+        <w:rPr>
+          <w:b/>
+          <w:lang w:val="en-US"/>
+        </w:rPr>
+      </w:pPr>
+      <w:r>
+        <w:rPr>
+          <w:b/>
+          <w:lang w:val="en-US"/>
+        </w:rPr>
+        <w:t>pg_dump &lt;database&gt; --file=&lt;filename&gt; --blobs --format=&lt;format&gt; --host=&lt;host&gt; --port=&lt;post&gt; --username=&lt;username&gt; --password</w:t>
+      </w:r>
+    </w:p>
+    <w:p>
+      <w:r>
+        <w:rPr>
+          <w:b/>
+        </w:rPr>
+        <w:lastRenderedPageBreak/>
+        <w:t>&lt;</w:t>
+      </w:r>
+      <w:r>
+        <w:rPr>
+          <w:b/>
+          <w:lang w:val="en-US"/>
+        </w:rPr>
+        <w:t>database</w:t>
+      </w:r>
+      <w:r>
+        <w:rPr>
+          <w:b/>
+        </w:rPr>
+        <w:t>&gt;</w:t>
+      </w:r>
+      <w:r>
+        <w:t xml:space="preserve"> </w:t>
+      </w:r>
+      <w:r>
+        <w:t>–</w:t>
+      </w:r>
+      <w:r>
+        <w:t xml:space="preserve"> </w:t>
+      </w:r>
+      <w:r>
+        <w:t xml:space="preserve">имя </w:t>
+      </w:r>
+      <w:r>
+        <w:t>базы данных</w:t>
+      </w:r>
+      <w:r>
+        <w:t xml:space="preserve"> (в структуре </w:t>
+      </w:r>
+      <w:r>
+        <w:rPr>
+          <w:b/>
+          <w:lang w:val="en-US"/>
+        </w:rPr>
+        <w:t>PostgreSQL</w:t>
+      </w:r>
+      <w:r>
+        <w:t xml:space="preserve">), которую необходимо </w:t>
+      </w:r>
+      <w:r>
+        <w:t>бэкапить</w:t>
+      </w:r>
+      <w:r>
+        <w:t>.</w:t>
+      </w:r>
+    </w:p>
+    <w:p>
+      <w:r>
+        <w:rPr>
+          <w:b/>
+        </w:rPr>
+        <w:t>--</w:t>
+      </w:r>
+      <w:r>
+        <w:rPr>
+          <w:b/>
+          <w:lang w:val="en-US"/>
+        </w:rPr>
+        <w:t>file</w:t>
+      </w:r>
+      <w:r>
+        <w:rPr>
+          <w:b/>
+        </w:rPr>
+        <w:t>=&lt;</w:t>
+      </w:r>
+      <w:r>
+        <w:rPr>
+          <w:b/>
+          <w:lang w:val="en-US"/>
+        </w:rPr>
+        <w:t>filename</w:t>
+      </w:r>
+      <w:r>
+        <w:rPr>
+          <w:b/>
+        </w:rPr>
+        <w:t>&gt;</w:t>
+      </w:r>
+      <w:r>
+        <w:t xml:space="preserve"> </w:t>
+      </w:r>
+      <w:r>
+        <w:t>–</w:t>
+      </w:r>
+      <w:r>
+        <w:t xml:space="preserve"> </w:t>
+      </w:r>
+      <w:r>
+        <w:t>имя</w:t>
+      </w:r>
+      <w:r>
+        <w:t xml:space="preserve"> </w:t>
+      </w:r>
+      <w:r>
+        <w:t>файла</w:t>
+      </w:r>
+      <w:r>
+        <w:t xml:space="preserve"> </w:t>
+      </w:r>
+      <w:r>
+        <w:t>бэкапа</w:t>
+      </w:r>
+      <w:r>
+        <w:t>, в который будем бэкапить</w:t>
+      </w:r>
+      <w:r>
+        <w:t>.</w:t>
+      </w:r>
+    </w:p>
+    <w:p>
+      <w:r>
+        <w:rPr>
+          <w:b/>
+        </w:rPr>
+        <w:t>--</w:t>
+      </w:r>
+      <w:r>
+        <w:rPr>
+          <w:b/>
+          <w:lang w:val="en-US"/>
+        </w:rPr>
+        <w:t>blobs</w:t>
+      </w:r>
+      <w:r>
+        <w:t xml:space="preserve"> – ключ включения больших объектов в выгрузку (сейчас их нет, но были планы загрузки документов в БД и прочих </w:t>
+      </w:r>
+      <w:r>
+        <w:rPr>
+          <w:lang w:val="en-US"/>
+        </w:rPr>
+        <w:t>BLOB</w:t>
+      </w:r>
+      <w:r>
+        <w:t>-ов</w:t>
+      </w:r>
+      <w:r>
+        <w:t>, пусть этот ключ будет</w:t>
+      </w:r>
+      <w:r>
+        <w:t>).</w:t>
+      </w:r>
+    </w:p>
+    <w:p>
+      <w:r>
+        <w:rPr>
+          <w:b/>
+        </w:rPr>
+        <w:t>--</w:t>
+      </w:r>
+      <w:r>
+        <w:rPr>
+          <w:b/>
+          <w:lang w:val="en-US"/>
+        </w:rPr>
+        <w:t>format</w:t>
+      </w:r>
+      <w:r>
+        <w:rPr>
+          <w:b/>
+        </w:rPr>
+        <w:t>=&lt;</w:t>
+      </w:r>
+      <w:r>
+        <w:rPr>
+          <w:b/>
+          <w:lang w:val="en-US"/>
+        </w:rPr>
+        <w:t>format</w:t>
+      </w:r>
+      <w:r>
+        <w:rPr>
+          <w:b/>
+        </w:rPr>
+        <w:t>&gt;</w:t>
+      </w:r>
+      <w:r>
+        <w:t xml:space="preserve"> </w:t>
+      </w:r>
+      <w:r>
+        <w:t>–</w:t>
+      </w:r>
+      <w:r>
+        <w:t xml:space="preserve"> </w:t>
+      </w:r>
+      <w:r>
+        <w:t xml:space="preserve">формат выгрузки, всегда используем </w:t>
+      </w:r>
+      <w:r>
+        <w:rPr>
+          <w:b/>
+        </w:rPr>
+        <w:t>«</w:t>
+      </w:r>
+      <w:r>
+        <w:rPr>
+          <w:b/>
+          <w:lang w:val="en-US"/>
+        </w:rPr>
+        <w:t>custom</w:t>
+      </w:r>
+      <w:r>
+        <w:rPr>
+          <w:b/>
+        </w:rPr>
+        <w:t>»</w:t>
+      </w:r>
+      <w:r>
+        <w:t>.</w:t>
+      </w:r>
+    </w:p>
+    <w:p>
+      <w:r>
+        <w:rPr>
+          <w:b/>
+        </w:rPr>
+        <w:t>--</w:t>
+      </w:r>
+      <w:r>
+        <w:rPr>
+          <w:b/>
+          <w:lang w:val="en-US"/>
+        </w:rPr>
+        <w:t>host</w:t>
+      </w:r>
+      <w:r>
+        <w:rPr>
+          <w:b/>
+        </w:rPr>
+        <w:t>=&lt;</w:t>
+      </w:r>
+      <w:r>
+        <w:rPr>
+          <w:b/>
+          <w:lang w:val="en-US"/>
+        </w:rPr>
+        <w:t>host</w:t>
+      </w:r>
+      <w:r>
+        <w:rPr>
+          <w:b/>
+        </w:rPr>
+        <w:t>&gt;</w:t>
+      </w:r>
+      <w:r>
+        <w:t xml:space="preserve"> </w:t>
+      </w:r>
+      <w:r>
+        <w:t>–</w:t>
+      </w:r>
+      <w:r>
+        <w:t xml:space="preserve"> машина с развёрнутым </w:t>
+      </w:r>
+      <w:r>
+        <w:rPr>
+          <w:b/>
+          <w:lang w:val="en-US"/>
+        </w:rPr>
+        <w:t>PostgreSQL</w:t>
+      </w:r>
+      <w:r>
+        <w:t>-сервером, с которого хотим бэкапить базу данных (</w:t>
+      </w:r>
+      <w:r>
+        <w:rPr>
+          <w:lang w:val="en-US"/>
+        </w:rPr>
+        <w:t>ip</w:t>
+      </w:r>
+      <w:r>
+        <w:t>-адрес или доменное имя).</w:t>
+      </w:r>
+    </w:p>
+    <w:p>
+      <w:r>
+        <w:rPr>
+          <w:b/>
+        </w:rPr>
+        <w:t>--</w:t>
+      </w:r>
+      <w:r>
+        <w:rPr>
+          <w:b/>
+          <w:lang w:val="en-US"/>
+        </w:rPr>
+        <w:t>port</w:t>
+      </w:r>
+      <w:r>
+        <w:rPr>
+          <w:b/>
+        </w:rPr>
+        <w:t>=&lt;</w:t>
+      </w:r>
+      <w:r>
+        <w:rPr>
+          <w:b/>
+          <w:lang w:val="en-US"/>
+        </w:rPr>
+        <w:t>po</w:t>
+      </w:r>
+      <w:r>
+        <w:rPr>
+          <w:b/>
+          <w:lang w:val="en-US"/>
+        </w:rPr>
+        <w:t>r</w:t>
+      </w:r>
+      <w:r>
+        <w:rPr>
+          <w:b/>
+          <w:lang w:val="en-US"/>
+        </w:rPr>
+        <w:t>t</w:t>
+      </w:r>
+      <w:r>
+        <w:rPr>
+          <w:b/>
+        </w:rPr>
+        <w:t>&gt;</w:t>
+      </w:r>
+      <w:r>
+        <w:t xml:space="preserve"> </w:t>
+      </w:r>
+      <w:r>
+        <w:t>–</w:t>
+      </w:r>
+      <w:r>
+        <w:t xml:space="preserve"> порт для подключения.</w:t>
+      </w:r>
+    </w:p>
+    <w:p>
+      <w:r>
+        <w:rPr>
+          <w:b/>
+        </w:rPr>
+        <w:t>--</w:t>
+      </w:r>
+      <w:r>
+        <w:rPr>
+          <w:b/>
+          <w:lang w:val="en-US"/>
+        </w:rPr>
+        <w:t>username</w:t>
+      </w:r>
+      <w:r>
+        <w:rPr>
+          <w:b/>
+        </w:rPr>
+        <w:t>=&lt;</w:t>
+      </w:r>
+      <w:r>
+        <w:rPr>
+          <w:b/>
+          <w:lang w:val="en-US"/>
+        </w:rPr>
+        <w:t>username</w:t>
+      </w:r>
+      <w:r>
+        <w:rPr>
+          <w:b/>
+        </w:rPr>
+        <w:t>&gt;</w:t>
+      </w:r>
+      <w:r>
+        <w:t xml:space="preserve"> </w:t>
+      </w:r>
+      <w:r>
+        <w:t>–</w:t>
+      </w:r>
+      <w:r>
+        <w:t xml:space="preserve"> имя пользователя БД для подключения, с привилегиями которого будем делать бэкап. </w:t>
+      </w:r>
+      <w:r>
+        <w:rPr>
+          <w:b/>
+        </w:rPr>
+        <w:t>ВАЖНО! ЭТО ПОЛЬЗОВАТЕЛЬ БД, А НЕ ОС!</w:t>
+      </w:r>
+    </w:p>
+    <w:p>
+      <w:r>
+        <w:rPr>
+          <w:b/>
+        </w:rPr>
+        <w:t>--</w:t>
+      </w:r>
+      <w:r>
+        <w:rPr>
+          <w:b/>
+          <w:lang w:val="en-US"/>
+        </w:rPr>
+        <w:t>password</w:t>
+      </w:r>
+      <w:r>
+        <w:t xml:space="preserve"> – флаг требования пароля при подключении. После запуска утилита запросит пароль пользователя </w:t>
+      </w:r>
+      <w:r>
+        <w:rPr>
+          <w:b/>
+        </w:rPr>
+        <w:t>&lt;</w:t>
+      </w:r>
+      <w:r>
+        <w:rPr>
+          <w:b/>
+          <w:lang w:val="en-US"/>
+        </w:rPr>
+        <w:t>username</w:t>
+      </w:r>
+      <w:r>
+        <w:rPr>
+          <w:b/>
+        </w:rPr>
+        <w:t>&gt;</w:t>
+      </w:r>
+      <w:r>
+        <w:t xml:space="preserve"> прямо в консоли.</w:t>
+      </w:r>
+      <w:r>
+        <w:t xml:space="preserve"> Отказаться от запроса пароля в целях автоматизации можно</w:t>
+      </w:r>
+      <w:r>
+        <w:t xml:space="preserve"> </w:t>
+      </w:r>
+      <w:r>
+        <w:t xml:space="preserve">(например указав пароли в </w:t>
+      </w:r>
+      <w:r>
+        <w:rPr>
+          <w:b/>
+        </w:rPr>
+        <w:t>.</w:t>
+      </w:r>
+      <w:r>
+        <w:rPr>
+          <w:b/>
+          <w:lang w:val="en-US"/>
+        </w:rPr>
+        <w:t>pgpass</w:t>
+      </w:r>
+      <w:r>
+        <w:t>)</w:t>
+      </w:r>
+      <w:r>
+        <w:t>, но это дополнительная</w:t>
+      </w:r>
+      <w:r>
+        <w:t xml:space="preserve"> брешь в безопасности, и это должно решаться на уровне ИБ и/или системными администраторами.</w:t>
+      </w:r>
+    </w:p>
+    <w:p>
+      <w:r>
+        <w:t xml:space="preserve">Пример запуска утилиты </w:t>
+      </w:r>
+      <w:r>
+        <w:rPr>
+          <w:b/>
+          <w:lang w:val="en-US"/>
+        </w:rPr>
+        <w:t>pg</w:t>
+      </w:r>
+      <w:r>
+        <w:rPr>
+          <w:b/>
+        </w:rPr>
+        <w:t>_</w:t>
+      </w:r>
+      <w:r>
+        <w:rPr>
+          <w:b/>
+          <w:lang w:val="en-US"/>
+        </w:rPr>
+        <w:t>dump</w:t>
+      </w:r>
+      <w:r>
+        <w:t>:</w:t>
+      </w:r>
+    </w:p>
+    <w:p>
+      <w:pPr>
+        <w:rPr>
+          <w:b/>
+          <w:lang w:val="en-US"/>
+        </w:rPr>
+      </w:pPr>
+      <w:r>
+        <w:rPr>
+          <w:b/>
+          <w:lang w:val="en-US"/>
+        </w:rPr>
+        <w:t>pg_dump tslog --file=tslog.backup -</w:t>
+      </w:r>
+      <w:r>
+        <w:rPr>
+          <w:b/>
+          <w:lang w:val="en-US"/>
+        </w:rPr>
+        <w:t>-</w:t>
+      </w:r>
+      <w:r>
+        <w:rPr>
+          <w:b/>
+          <w:lang w:val="en-US"/>
+        </w:rPr>
+        <w:t>b</w:t>
+      </w:r>
+      <w:r>
+        <w:rPr>
+          <w:b/>
+          <w:lang w:val="en-US"/>
+        </w:rPr>
+        <w:t>lobs</w:t>
+      </w:r>
+      <w:r>
+        <w:rPr>
+          <w:b/>
+          <w:lang w:val="en-US"/>
+        </w:rPr>
+        <w:t xml:space="preserve"> --format=custom --host=10.50.254.39 --port=5432 --username=tslogadmin </w:t>
+      </w:r>
+      <w:r>
+        <w:rPr>
+          <w:b/>
+          <w:lang w:val="en-US"/>
+        </w:rPr>
+        <w:t>--</w:t>
+      </w:r>
+      <w:r>
+        <w:rPr>
+          <w:b/>
+          <w:lang w:val="en-US"/>
+        </w:rPr>
+        <w:t>password</w:t>
+      </w:r>
+    </w:p>
+    <w:p>
+      <w:pPr>
+        <w:rPr>
+          <w:lang w:val="en-US"/>
+        </w:rPr>
+      </w:pPr>
+    </w:p>
+    <w:p>
+      <w:pPr>
+        <w:rPr>
+          <w:b/>
+        </w:rPr>
+      </w:pPr>
+      <w:r>
+        <w:rPr>
+          <w:b/>
+        </w:rPr>
+        <w:t>Восстановление</w:t>
+      </w:r>
+    </w:p>
+    <w:p>
+      <w:r>
+        <w:t xml:space="preserve">Для восстановления будем использовать консольную утилиту </w:t>
+      </w:r>
+      <w:r>
+        <w:rPr>
+          <w:b/>
+          <w:lang w:val="en-US"/>
+        </w:rPr>
+        <w:t>pg</w:t>
+      </w:r>
+      <w:r>
+        <w:rPr>
+          <w:b/>
+        </w:rPr>
+        <w:t>_</w:t>
+      </w:r>
+      <w:r>
+        <w:rPr>
+          <w:b/>
+          <w:lang w:val="en-US"/>
+        </w:rPr>
+        <w:t>restore</w:t>
+      </w:r>
+      <w:r>
+        <w:t>, описание её работы и её параметров можно найти тут</w:t>
+      </w:r>
+      <w:r>
+        <w:t xml:space="preserve"> </w:t>
+      </w:r>
+      <w:hyperlink r:id="rId17" w:history="1">
+        <w:r>
+          <w:rPr>
+            <w:rStyle w:val="a4"/>
+            <w:lang w:val="en-US"/>
+          </w:rPr>
+          <w:t>https</w:t>
+        </w:r>
+        <w:r>
+          <w:rPr>
+            <w:rStyle w:val="a4"/>
+          </w:rPr>
+          <w:t>://</w:t>
+        </w:r>
+        <w:r>
+          <w:rPr>
+            <w:rStyle w:val="a4"/>
+            <w:lang w:val="en-US"/>
+          </w:rPr>
+          <w:t>postgrespro</w:t>
+        </w:r>
+        <w:r>
+          <w:rPr>
+            <w:rStyle w:val="a4"/>
+          </w:rPr>
+          <w:t>.</w:t>
+        </w:r>
+        <w:r>
+          <w:rPr>
+            <w:rStyle w:val="a4"/>
+            <w:lang w:val="en-US"/>
+          </w:rPr>
+          <w:t>ru</w:t>
+        </w:r>
+        <w:r>
+          <w:rPr>
+            <w:rStyle w:val="a4"/>
+          </w:rPr>
+          <w:t>/</w:t>
+        </w:r>
+        <w:r>
+          <w:rPr>
+            <w:rStyle w:val="a4"/>
+            <w:lang w:val="en-US"/>
+          </w:rPr>
+          <w:t>docs</w:t>
+        </w:r>
+        <w:r>
+          <w:rPr>
+            <w:rStyle w:val="a4"/>
+          </w:rPr>
+          <w:t>/</w:t>
+        </w:r>
+        <w:r>
+          <w:rPr>
+            <w:rStyle w:val="a4"/>
+            <w:lang w:val="en-US"/>
+          </w:rPr>
+          <w:t>postgresql</w:t>
+        </w:r>
+        <w:r>
+          <w:rPr>
+            <w:rStyle w:val="a4"/>
+          </w:rPr>
+          <w:t>/15/</w:t>
+        </w:r>
+        <w:r>
+          <w:rPr>
+            <w:rStyle w:val="a4"/>
+            <w:lang w:val="en-US"/>
+          </w:rPr>
+          <w:t>app</w:t>
+        </w:r>
+        <w:r>
+          <w:rPr>
+            <w:rStyle w:val="a4"/>
+          </w:rPr>
+          <w:t>-</w:t>
+        </w:r>
+        <w:r>
+          <w:rPr>
+            <w:rStyle w:val="a4"/>
+            <w:lang w:val="en-US"/>
+          </w:rPr>
+          <w:t>pgrestore</w:t>
+        </w:r>
+      </w:hyperlink>
+      <w:r>
+        <w:t>.</w:t>
+      </w:r>
+      <w:r>
+        <w:t xml:space="preserve"> Эта же утилита используется «под капотом»</w:t>
+      </w:r>
+      <w:r>
+        <w:t xml:space="preserve"> при восстановлении</w:t>
+      </w:r>
+      <w:r>
+        <w:t xml:space="preserve"> через пользовательский интерфейс </w:t>
+      </w:r>
+      <w:r>
+        <w:rPr>
+          <w:b/>
+          <w:lang w:val="en-US"/>
+        </w:rPr>
+        <w:t>DBeaver</w:t>
+      </w:r>
+      <w:r>
+        <w:t>, тут описан порядок работы с этой утилитой через командную строку.</w:t>
+      </w:r>
+    </w:p>
+    <w:p>
+      <w:r>
+        <w:t>Основные</w:t>
+      </w:r>
+      <w:r>
+        <w:t xml:space="preserve"> </w:t>
+      </w:r>
+      <w:r>
+        <w:t xml:space="preserve">параметры и ключи для запуска утилиты </w:t>
+      </w:r>
+      <w:r>
+        <w:rPr>
+          <w:b/>
+          <w:lang w:val="en-US"/>
+        </w:rPr>
+        <w:t>pg</w:t>
+      </w:r>
+      <w:r>
+        <w:rPr>
+          <w:b/>
+        </w:rPr>
+        <w:t>_</w:t>
+      </w:r>
+      <w:r>
+        <w:rPr>
+          <w:b/>
+          <w:lang w:val="en-US"/>
+        </w:rPr>
+        <w:t>restore</w:t>
+      </w:r>
+      <w:r>
+        <w:t>:</w:t>
+      </w:r>
+    </w:p>
+    <w:p>
+      <w:pPr>
+        <w:rPr>
+          <w:b/>
+          <w:lang w:val="en-US"/>
+        </w:rPr>
+      </w:pPr>
+      <w:r>
+        <w:rPr>
+          <w:b/>
+          <w:lang w:val="en-US"/>
+        </w:rPr>
+        <w:t>pg_restore &lt;filename&gt; --dbname=&lt;databasename&gt; --clean --create --format=&lt;format&gt; --host=&lt;host&gt; --port=&lt;port&gt; --username=&lt;username&gt; --password</w:t>
+      </w:r>
+    </w:p>
+    <w:p>
+      <w:r>
+        <w:rPr>
+          <w:b/>
+        </w:rPr>
+        <w:t>&lt;</w:t>
+      </w:r>
+      <w:r>
+        <w:rPr>
+          <w:b/>
+          <w:lang w:val="en-US"/>
+        </w:rPr>
+        <w:t>filename</w:t>
+      </w:r>
+      <w:r>
+        <w:rPr>
+          <w:b/>
+        </w:rPr>
+        <w:t>&gt;</w:t>
+      </w:r>
+      <w:r>
+        <w:t xml:space="preserve"> </w:t>
+      </w:r>
+      <w:r>
+        <w:t>–</w:t>
+      </w:r>
+      <w:r>
+        <w:t xml:space="preserve"> </w:t>
+      </w:r>
+      <w:r>
+        <w:t>имя</w:t>
+      </w:r>
+      <w:r>
+        <w:t xml:space="preserve"> </w:t>
+      </w:r>
+      <w:r>
+        <w:t>файла</w:t>
+      </w:r>
+      <w:r>
+        <w:t xml:space="preserve"> </w:t>
+      </w:r>
+      <w:r>
+        <w:t>бэкап, из которого будем восстанавливать</w:t>
+      </w:r>
+      <w:r>
+        <w:t xml:space="preserve"> базу данных</w:t>
+      </w:r>
+      <w:r>
+        <w:t>.</w:t>
+      </w:r>
+    </w:p>
+    <w:p>
+      <w:r>
+        <w:rPr>
+          <w:b/>
+        </w:rPr>
+        <w:t>--</w:t>
+      </w:r>
+      <w:r>
+        <w:rPr>
+          <w:b/>
+          <w:lang w:val="en-US"/>
+        </w:rPr>
+        <w:t>dbname</w:t>
+      </w:r>
+      <w:r>
+        <w:rPr>
+          <w:b/>
+        </w:rPr>
+        <w:t>=&lt;</w:t>
+      </w:r>
+      <w:r>
+        <w:rPr>
+          <w:b/>
+          <w:lang w:val="en-US"/>
+        </w:rPr>
+        <w:t>databasename</w:t>
+      </w:r>
+      <w:r>
+        <w:rPr>
+          <w:b/>
+        </w:rPr>
+        <w:t>&gt;</w:t>
+      </w:r>
+      <w:r>
+        <w:t xml:space="preserve"> </w:t>
+      </w:r>
+      <w:r>
+        <w:t>–</w:t>
+      </w:r>
+      <w:r>
+        <w:t xml:space="preserve"> </w:t>
+      </w:r>
+      <w:r>
+        <w:t>имя</w:t>
+      </w:r>
+      <w:r>
+        <w:t xml:space="preserve"> </w:t>
+      </w:r>
+      <w:r>
+        <w:t>базы</w:t>
+      </w:r>
+      <w:r>
+        <w:t xml:space="preserve"> </w:t>
+      </w:r>
+      <w:r>
+        <w:t>банных</w:t>
+      </w:r>
+      <w:r>
+        <w:t>,</w:t>
+      </w:r>
+      <w:r>
+        <w:t xml:space="preserve"> куда будем восстанавливать</w:t>
+      </w:r>
+      <w:r>
+        <w:t xml:space="preserve"> (в структуре </w:t>
+      </w:r>
+      <w:r>
+        <w:rPr>
+          <w:b/>
+          <w:lang w:val="en-US"/>
+        </w:rPr>
+        <w:t>PostgreSQL</w:t>
+      </w:r>
+      <w:r>
+        <w:t>)</w:t>
+      </w:r>
+      <w:r>
+        <w:t>.</w:t>
+      </w:r>
+    </w:p>
+    <w:p>
+      <w:r>
+        <w:rPr>
+          <w:b/>
+        </w:rPr>
+        <w:t>--</w:t>
+      </w:r>
+      <w:r>
+        <w:rPr>
+          <w:b/>
+          <w:lang w:val="en-US"/>
+        </w:rPr>
+        <w:t>clean</w:t>
+      </w:r>
+      <w:r>
+        <w:t xml:space="preserve"> – </w:t>
+      </w:r>
+      <w:r>
+        <w:t>флаг удаления объектов базы данных перед пересозданием.</w:t>
+      </w:r>
+    </w:p>
+    <w:p>
+      <w:r>
+        <w:rPr>
+          <w:b/>
+        </w:rPr>
+        <w:t>--</w:t>
+      </w:r>
+      <w:r>
+        <w:rPr>
+          <w:b/>
+          <w:lang w:val="en-US"/>
+        </w:rPr>
+        <w:t>create</w:t>
+      </w:r>
+      <w:r>
+        <w:t xml:space="preserve"> – </w:t>
+      </w:r>
+      <w:r>
+        <w:t>флаг создания БД перед восстановлением данных.</w:t>
+      </w:r>
+    </w:p>
+    <w:p>
+      <w:r>
+        <w:rPr>
+          <w:b/>
+        </w:rPr>
+        <w:t>--</w:t>
+      </w:r>
+      <w:r>
+        <w:rPr>
+          <w:b/>
+          <w:lang w:val="en-US"/>
+        </w:rPr>
+        <w:t>format</w:t>
+      </w:r>
+      <w:r>
+        <w:rPr>
+          <w:b/>
+        </w:rPr>
+        <w:t>=&lt;</w:t>
+      </w:r>
+      <w:r>
+        <w:rPr>
+          <w:b/>
+          <w:lang w:val="en-US"/>
+        </w:rPr>
+        <w:t>format</w:t>
+      </w:r>
+      <w:r>
+        <w:rPr>
+          <w:b/>
+        </w:rPr>
+        <w:t>&gt;</w:t>
+      </w:r>
+      <w:r>
+        <w:t xml:space="preserve"> </w:t>
+      </w:r>
+      <w:r>
+        <w:t>–</w:t>
+      </w:r>
+      <w:r>
+        <w:t xml:space="preserve"> </w:t>
+      </w:r>
+      <w:r>
+        <w:t>формат</w:t>
+      </w:r>
+      <w:r>
+        <w:t xml:space="preserve"> </w:t>
+      </w:r>
+      <w:r>
+        <w:t>выгрузки</w:t>
+      </w:r>
+      <w:r>
+        <w:t xml:space="preserve">, </w:t>
+      </w:r>
+      <w:r>
+        <w:t xml:space="preserve">должен совпадать с форматом при бэкапе (мы </w:t>
+      </w:r>
+      <w:r>
+        <w:t>всегда</w:t>
+      </w:r>
+      <w:r>
+        <w:t xml:space="preserve"> </w:t>
+      </w:r>
+      <w:r>
+        <w:t>используем</w:t>
+      </w:r>
+      <w:r>
+        <w:t xml:space="preserve"> </w:t>
+      </w:r>
+      <w:r>
+        <w:rPr>
+          <w:b/>
+        </w:rPr>
+        <w:t>«</w:t>
+      </w:r>
+      <w:r>
+        <w:rPr>
+          <w:b/>
+          <w:lang w:val="en-US"/>
+        </w:rPr>
+        <w:t>custom</w:t>
+      </w:r>
+      <w:r>
+        <w:rPr>
+          <w:b/>
+        </w:rPr>
+        <w:t>»</w:t>
+      </w:r>
+      <w:r>
+        <w:t>)</w:t>
+      </w:r>
+      <w:r>
+        <w:t>.</w:t>
+      </w:r>
+    </w:p>
+    <w:p>
+      <w:r>
+        <w:rPr>
+          <w:b/>
+        </w:rPr>
+        <w:t>--</w:t>
+      </w:r>
+      <w:r>
+        <w:rPr>
+          <w:b/>
+          <w:lang w:val="en-US"/>
+        </w:rPr>
+        <w:t>host</w:t>
+      </w:r>
+      <w:r>
+        <w:rPr>
+          <w:b/>
+        </w:rPr>
+        <w:t>=&lt;</w:t>
+      </w:r>
+      <w:r>
+        <w:rPr>
+          <w:b/>
+          <w:lang w:val="en-US"/>
+        </w:rPr>
+        <w:t>host</w:t>
+      </w:r>
+      <w:r>
+        <w:rPr>
+          <w:b/>
+        </w:rPr>
+        <w:t>&gt;</w:t>
+      </w:r>
+      <w:r>
+        <w:t xml:space="preserve"> </w:t>
+      </w:r>
+      <w:r>
+        <w:t>–</w:t>
+      </w:r>
+      <w:r>
+        <w:t xml:space="preserve"> машина с развёрнутым </w:t>
+      </w:r>
+      <w:r>
+        <w:rPr>
+          <w:b/>
+          <w:lang w:val="en-US"/>
+        </w:rPr>
+        <w:t>PostgreSQL</w:t>
+      </w:r>
+      <w:r>
+        <w:t>-сервером, на котором лежит БД для восстановления (</w:t>
+      </w:r>
+      <w:r>
+        <w:rPr>
+          <w:lang w:val="en-US"/>
+        </w:rPr>
+        <w:t>ip</w:t>
+      </w:r>
+      <w:r>
+        <w:t>-адрес или доменное имя).</w:t>
+      </w:r>
+    </w:p>
+    <w:p>
+      <w:r>
+        <w:rPr>
+          <w:b/>
+        </w:rPr>
+        <w:t>--</w:t>
+      </w:r>
+      <w:r>
+        <w:rPr>
+          <w:b/>
+          <w:lang w:val="en-US"/>
+        </w:rPr>
+        <w:t>port</w:t>
+      </w:r>
+      <w:r>
+        <w:rPr>
+          <w:b/>
+        </w:rPr>
+        <w:t>=&lt;</w:t>
+      </w:r>
+      <w:r>
+        <w:rPr>
+          <w:b/>
+          <w:lang w:val="en-US"/>
+        </w:rPr>
+        <w:t>post</w:t>
+      </w:r>
+      <w:r>
+        <w:rPr>
+          <w:b/>
+        </w:rPr>
+        <w:t>&gt;</w:t>
+      </w:r>
+      <w:r>
+        <w:t xml:space="preserve"> </w:t>
+      </w:r>
+      <w:r>
+        <w:t>–</w:t>
+      </w:r>
+      <w:r>
+        <w:t xml:space="preserve"> порт для подключения.</w:t>
+      </w:r>
+    </w:p>
+    <w:p>
+      <w:r>
+        <w:rPr>
+          <w:b/>
+        </w:rPr>
+        <w:lastRenderedPageBreak/>
+        <w:t>--</w:t>
+      </w:r>
+      <w:r>
+        <w:rPr>
+          <w:b/>
+          <w:lang w:val="en-US"/>
+        </w:rPr>
+        <w:t>username</w:t>
+      </w:r>
+      <w:r>
+        <w:rPr>
+          <w:b/>
+        </w:rPr>
+        <w:t>=&lt;</w:t>
+      </w:r>
+      <w:r>
+        <w:rPr>
+          <w:b/>
+          <w:lang w:val="en-US"/>
+        </w:rPr>
+        <w:t>username</w:t>
+      </w:r>
+      <w:r>
+        <w:rPr>
+          <w:b/>
+        </w:rPr>
+        <w:t>&gt;</w:t>
+      </w:r>
+      <w:r>
+        <w:t xml:space="preserve"> </w:t>
+      </w:r>
+      <w:r>
+        <w:t>–</w:t>
+      </w:r>
+      <w:r>
+        <w:t xml:space="preserve"> имя пользователя БД для подключения, с привилегиями которого будем делать восстановление. </w:t>
+      </w:r>
+      <w:r>
+        <w:rPr>
+          <w:b/>
+        </w:rPr>
+        <w:t>ВАЖНО! ЭТО ПОЛЬЗОВАТЕЛЬ БД, А НЕ ОС!</w:t>
+      </w:r>
+    </w:p>
+    <w:p>
+      <w:r>
+        <w:rPr>
+          <w:b/>
+        </w:rPr>
+        <w:t>--</w:t>
+      </w:r>
+      <w:r>
+        <w:rPr>
+          <w:b/>
+          <w:lang w:val="en-US"/>
+        </w:rPr>
+        <w:t>password</w:t>
+      </w:r>
+      <w:r>
+        <w:t xml:space="preserve"> – флаг требования пароля при подключении. После запуска утилита запросит пароль пользователя </w:t>
+      </w:r>
+      <w:r>
+        <w:rPr>
+          <w:b/>
+        </w:rPr>
+        <w:t>&lt;</w:t>
+      </w:r>
+      <w:r>
+        <w:rPr>
+          <w:b/>
+          <w:lang w:val="en-US"/>
+        </w:rPr>
+        <w:t>username</w:t>
+      </w:r>
+      <w:r>
+        <w:rPr>
+          <w:b/>
+        </w:rPr>
+        <w:t>&gt;</w:t>
+      </w:r>
+      <w:r>
+        <w:t xml:space="preserve"> прямо в консоли. Отказаться от запроса пароля в целях автоматизации можно</w:t>
+      </w:r>
+      <w:r>
+        <w:t xml:space="preserve"> </w:t>
+      </w:r>
+      <w:r>
+        <w:t xml:space="preserve">(например указав пароли в </w:t>
+      </w:r>
+      <w:r>
+        <w:rPr>
+          <w:b/>
+        </w:rPr>
+        <w:t>.</w:t>
+      </w:r>
+      <w:r>
+        <w:rPr>
+          <w:b/>
+          <w:lang w:val="en-US"/>
+        </w:rPr>
+        <w:t>pgpass</w:t>
+      </w:r>
+      <w:r>
+        <w:t xml:space="preserve">), но это </w:t>
+      </w:r>
+      <w:r>
+        <w:t xml:space="preserve">дополнительная </w:t>
+      </w:r>
+      <w:r>
+        <w:t>брешь в безопасности, и это должно решаться на уровне ИБ и/или системными администраторами.</w:t>
+      </w:r>
+    </w:p>
+    <w:p>
+      <w:r>
+        <w:t xml:space="preserve">Пример запуска утилиты </w:t>
+      </w:r>
+      <w:r>
+        <w:rPr>
+          <w:b/>
+          <w:lang w:val="en-US"/>
+        </w:rPr>
+        <w:t>pg</w:t>
+      </w:r>
+      <w:r>
+        <w:rPr>
+          <w:b/>
+        </w:rPr>
+        <w:t>_</w:t>
+      </w:r>
+      <w:r>
+        <w:rPr>
+          <w:b/>
+          <w:lang w:val="en-US"/>
+        </w:rPr>
+        <w:t>restore</w:t>
+      </w:r>
+      <w:r>
+        <w:t>:</w:t>
+      </w:r>
+    </w:p>
+    <w:p>
+      <w:pPr>
+        <w:rPr>
+          <w:b/>
+          <w:lang w:val="en-US"/>
+        </w:rPr>
+      </w:pPr>
+      <w:r>
+        <w:rPr>
+          <w:b/>
+          <w:lang w:val="en-US"/>
+        </w:rPr>
+        <w:t xml:space="preserve">pg_restore tslog.backup --dbname=tslog --clean --create --format=custom --host=10.50.254.39 --port=5432 --username=tslogadmin </w:t>
+      </w:r>
+      <w:r>
+        <w:rPr>
+          <w:b/>
+          <w:lang w:val="en-US"/>
+        </w:rPr>
+        <w:t>–</w:t>
+      </w:r>
+      <w:r>
+        <w:rPr>
+          <w:b/>
+          <w:lang w:val="en-US"/>
+        </w:rPr>
+        <w:t>password</w:t>
+      </w:r>
+    </w:p>
+    <w:p>
+      <w:r>
+        <w:t xml:space="preserve">Пример запуска утилиты </w:t>
+      </w:r>
+      <w:r>
+        <w:rPr>
+          <w:b/>
+          <w:lang w:val="en-US"/>
+        </w:rPr>
+        <w:t>pg</w:t>
+      </w:r>
+      <w:r>
+        <w:rPr>
+          <w:b/>
+        </w:rPr>
+        <w:t>_</w:t>
+      </w:r>
+      <w:r>
+        <w:rPr>
+          <w:b/>
+          <w:lang w:val="en-US"/>
+        </w:rPr>
+        <w:t>dump</w:t>
+      </w:r>
+      <w:r>
+        <w:t xml:space="preserve"> </w:t>
+      </w:r>
+      <w:r>
+        <w:t>с выводом журнала в файл</w:t>
+      </w:r>
+      <w:r>
+        <w:t>:</w:t>
+      </w:r>
+    </w:p>
+    <w:p>
+      <w:pPr>
+        <w:rPr>
+          <w:b/>
+          <w:lang w:val="en-US"/>
+        </w:rPr>
+      </w:pPr>
+      <w:r>
+        <w:rPr>
+          <w:b/>
+          <w:lang w:val="en-US"/>
+        </w:rPr>
+        <w:t xml:space="preserve">pg_restore tslog.backup --dbname=tslog --clean --create --format=custom --host=10.50.254.39 --port=5432 --username=tslogadmin </w:t>
+      </w:r>
+      <w:r>
+        <w:rPr>
+          <w:b/>
+          <w:lang w:val="en-US"/>
+        </w:rPr>
+        <w:t>–</w:t>
+      </w:r>
+      <w:r>
+        <w:rPr>
+          <w:b/>
+          <w:lang w:val="en-US"/>
+        </w:rPr>
+        <w:t>password</w:t>
+      </w:r>
+      <w:r>
+        <w:rPr>
+          <w:b/>
+          <w:lang w:val="en-US"/>
+        </w:rPr>
+        <w:t xml:space="preserve"> </w:t>
+      </w:r>
+      <w:r>
+        <w:rPr>
+          <w:b/>
+          <w:lang w:val="en-US"/>
+        </w:rPr>
+        <w:t>&gt; restore.log</w:t>
+      </w:r>
+    </w:p>
+    <w:p>
+      <w:pPr>
+        <w:rPr>
+          <w:b/>
+          <w:lang w:val="en-US"/>
+        </w:rPr>
+      </w:pPr>
     </w:p>
     <w:sectPr>
       <w:pgSz w:w="11906" w:h="16838"/>
@@ -1413,6 +3311,56 @@
     </w:sectPr>
   </w:body>
 </w:document>
+</file>
+
+<file path=word/endnotes.xml><?xml version="1.0" encoding="utf-8"?>
+<w:endnotes xmlns:wpc="http://schemas.microsoft.com/office/word/2010/wordprocessingCanvas" xmlns:cx="http://schemas.microsoft.com/office/drawing/2014/chartex" xmlns:mc="http://schemas.openxmlformats.org/markup-compatibility/2006" xmlns:o="urn:schemas-microsoft-com:office:office" xmlns:r="http://schemas.openxmlformats.org/officeDocument/2006/relationships" xmlns:m="http://schemas.openxmlformats.org/officeDocument/2006/math" xmlns:v="urn:schemas-microsoft-com:vml" xmlns:wp14="http://schemas.microsoft.com/office/word/2010/wordprocessingDrawing" xmlns:wp="http://schemas.openxmlformats.org/drawingml/2006/wordprocessingDrawing" xmlns:w10="urn:schemas-microsoft-com:office:word" xmlns:w="http://schemas.openxmlformats.org/wordprocessingml/2006/main" xmlns:w14="http://schemas.microsoft.com/office/word/2010/wordml" xmlns:w15="http://schemas.microsoft.com/office/word/2012/wordml" xmlns:w16se="http://schemas.microsoft.com/office/word/2015/wordml/symex" xmlns:wpg="http://schemas.microsoft.com/office/word/2010/wordprocessingGroup" xmlns:wpi="http://schemas.microsoft.com/office/word/2010/wordprocessingInk" xmlns:wne="http://schemas.microsoft.com/office/word/2006/wordml" xmlns:wps="http://schemas.microsoft.com/office/word/2010/wordprocessingShape" mc:Ignorable="w14 w15 w16se wp14">
+  <w:endnote w:type="separator" w:id="-1">
+    <w:p>
+      <w:pPr>
+        <w:spacing w:after="0" w:line="240" w:lineRule="auto"/>
+      </w:pPr>
+      <w:r>
+        <w:separator/>
+      </w:r>
+    </w:p>
+  </w:endnote>
+  <w:endnote w:type="continuationSeparator" w:id="0">
+    <w:p>
+      <w:pPr>
+        <w:spacing w:after="0" w:line="240" w:lineRule="auto"/>
+      </w:pPr>
+      <w:r>
+        <w:continuationSeparator/>
+      </w:r>
+    </w:p>
+  </w:endnote>
+</w:endnotes>
+</file>
+
+<file path=word/footnotes.xml><?xml version="1.0" encoding="utf-8"?>
+<w:footnotes xmlns:wpc="http://schemas.microsoft.com/office/word/2010/wordprocessingCanvas" xmlns:cx="http://schemas.microsoft.com/office/drawing/2014/chartex" xmlns:mc="http://schemas.openxmlformats.org/markup-compatibility/2006" xmlns:o="urn:schemas-microsoft-com:office:office" xmlns:r="http://schemas.openxmlformats.org/officeDocument/2006/relationships" xmlns:m="http://schemas.openxmlformats.org/officeDocument/2006/math" xmlns:v="urn:schemas-microsoft-com:vml" xmlns:wp14="http://schemas.microsoft.com/office/word/2010/wordprocessingDrawing" xmlns:wp="http://schemas.openxmlformats.org/drawingml/2006/wordprocessingDrawing" xmlns:w10="urn:schemas-microsoft-com:office:word" xmlns:w="http://schemas.openxmlformats.org/wordprocessingml/2006/main" xmlns:w14="http://schemas.microsoft.com/office/word/2010/wordml" xmlns:w15="http://schemas.microsoft.com/office/word/2012/wordml" xmlns:w16se="http://schemas.microsoft.com/office/word/2015/wordml/symex" xmlns:wpg="http://schemas.microsoft.com/office/word/2010/wordprocessingGroup" xmlns:wpi="http://schemas.microsoft.com/office/word/2010/wordprocessingInk" xmlns:wne="http://schemas.microsoft.com/office/word/2006/wordml" xmlns:wps="http://schemas.microsoft.com/office/word/2010/wordprocessingShape" mc:Ignorable="w14 w15 w16se wp14">
+  <w:footnote w:type="separator" w:id="-1">
+    <w:p>
+      <w:pPr>
+        <w:spacing w:after="0" w:line="240" w:lineRule="auto"/>
+      </w:pPr>
+      <w:r>
+        <w:separator/>
+      </w:r>
+    </w:p>
+  </w:footnote>
+  <w:footnote w:type="continuationSeparator" w:id="0">
+    <w:p>
+      <w:pPr>
+        <w:spacing w:after="0" w:line="240" w:lineRule="auto"/>
+      </w:pPr>
+      <w:r>
+        <w:continuationSeparator/>
+      </w:r>
+    </w:p>
+  </w:footnote>
+</w:footnotes>
 </file>
 
 <file path=word/numbering.xml><?xml version="1.0" encoding="utf-8"?>
@@ -1595,11 +3543,103 @@
       </w:pPr>
     </w:lvl>
   </w:abstractNum>
+  <w:abstractNum w:abstractNumId="2" w15:restartNumberingAfterBreak="0">
+    <w:nsid w:val="5F3E29F7"/>
+    <w:multiLevelType w:val="hybridMultilevel"/>
+    <w:tmpl w:val="881C43AA"/>
+    <w:lvl w:ilvl="0" w:tplc="0419000F">
+      <w:start w:val="1"/>
+      <w:numFmt w:val="decimal"/>
+      <w:lvlText w:val="%1."/>
+      <w:lvlJc w:val="left"/>
+      <w:pPr>
+        <w:ind w:left="720" w:hanging="360"/>
+      </w:pPr>
+      <w:rPr>
+        <w:rFonts w:hint="default"/>
+      </w:rPr>
+    </w:lvl>
+    <w:lvl w:ilvl="1" w:tplc="04190019" w:tentative="1">
+      <w:start w:val="1"/>
+      <w:numFmt w:val="lowerLetter"/>
+      <w:lvlText w:val="%2."/>
+      <w:lvlJc w:val="left"/>
+      <w:pPr>
+        <w:ind w:left="1440" w:hanging="360"/>
+      </w:pPr>
+    </w:lvl>
+    <w:lvl w:ilvl="2" w:tplc="0419001B" w:tentative="1">
+      <w:start w:val="1"/>
+      <w:numFmt w:val="lowerRoman"/>
+      <w:lvlText w:val="%3."/>
+      <w:lvlJc w:val="right"/>
+      <w:pPr>
+        <w:ind w:left="2160" w:hanging="180"/>
+      </w:pPr>
+    </w:lvl>
+    <w:lvl w:ilvl="3" w:tplc="0419000F" w:tentative="1">
+      <w:start w:val="1"/>
+      <w:numFmt w:val="decimal"/>
+      <w:lvlText w:val="%4."/>
+      <w:lvlJc w:val="left"/>
+      <w:pPr>
+        <w:ind w:left="2880" w:hanging="360"/>
+      </w:pPr>
+    </w:lvl>
+    <w:lvl w:ilvl="4" w:tplc="04190019" w:tentative="1">
+      <w:start w:val="1"/>
+      <w:numFmt w:val="lowerLetter"/>
+      <w:lvlText w:val="%5."/>
+      <w:lvlJc w:val="left"/>
+      <w:pPr>
+        <w:ind w:left="3600" w:hanging="360"/>
+      </w:pPr>
+    </w:lvl>
+    <w:lvl w:ilvl="5" w:tplc="0419001B" w:tentative="1">
+      <w:start w:val="1"/>
+      <w:numFmt w:val="lowerRoman"/>
+      <w:lvlText w:val="%6."/>
+      <w:lvlJc w:val="right"/>
+      <w:pPr>
+        <w:ind w:left="4320" w:hanging="180"/>
+      </w:pPr>
+    </w:lvl>
+    <w:lvl w:ilvl="6" w:tplc="0419000F" w:tentative="1">
+      <w:start w:val="1"/>
+      <w:numFmt w:val="decimal"/>
+      <w:lvlText w:val="%7."/>
+      <w:lvlJc w:val="left"/>
+      <w:pPr>
+        <w:ind w:left="5040" w:hanging="360"/>
+      </w:pPr>
+    </w:lvl>
+    <w:lvl w:ilvl="7" w:tplc="04190019" w:tentative="1">
+      <w:start w:val="1"/>
+      <w:numFmt w:val="lowerLetter"/>
+      <w:lvlText w:val="%8."/>
+      <w:lvlJc w:val="left"/>
+      <w:pPr>
+        <w:ind w:left="5760" w:hanging="360"/>
+      </w:pPr>
+    </w:lvl>
+    <w:lvl w:ilvl="8" w:tplc="0419001B" w:tentative="1">
+      <w:start w:val="1"/>
+      <w:numFmt w:val="lowerRoman"/>
+      <w:lvlText w:val="%9."/>
+      <w:lvlJc w:val="right"/>
+      <w:pPr>
+        <w:ind w:left="6480" w:hanging="180"/>
+      </w:pPr>
+    </w:lvl>
+  </w:abstractNum>
   <w:num w:numId="1">
     <w:abstractNumId w:val="1"/>
   </w:num>
   <w:num w:numId="2">
     <w:abstractNumId w:val="0"/>
+  </w:num>
+  <w:num w:numId="3">
+    <w:abstractNumId w:val="2"/>
   </w:num>
 </w:numbering>
 </file>
@@ -2105,6 +4145,61 @@
       <w:szCs w:val="26"/>
     </w:rPr>
   </w:style>
+  <w:style w:type="character" w:styleId="a4">
+    <w:name w:val="Hyperlink"/>
+    <w:basedOn w:val="a0"/>
+    <w:uiPriority w:val="99"/>
+    <w:unhideWhenUsed/>
+    <w:rsid w:val="00BE6B39"/>
+    <w:rPr>
+      <w:color w:val="0563C1" w:themeColor="hyperlink"/>
+      <w:u w:val="single"/>
+    </w:rPr>
+  </w:style>
+  <w:style w:type="paragraph" w:styleId="a5">
+    <w:name w:val="header"/>
+    <w:basedOn w:val="a"/>
+    <w:link w:val="a6"/>
+    <w:uiPriority w:val="99"/>
+    <w:unhideWhenUsed/>
+    <w:rsid w:val="009D1248"/>
+    <w:pPr>
+      <w:tabs>
+        <w:tab w:val="center" w:pos="4677"/>
+        <w:tab w:val="right" w:pos="9355"/>
+      </w:tabs>
+      <w:spacing w:after="0" w:line="240" w:lineRule="auto"/>
+    </w:pPr>
+  </w:style>
+  <w:style w:type="character" w:customStyle="1" w:styleId="a6">
+    <w:name w:val="Верхний колонтитул Знак"/>
+    <w:basedOn w:val="a0"/>
+    <w:link w:val="a5"/>
+    <w:uiPriority w:val="99"/>
+    <w:rsid w:val="009D1248"/>
+  </w:style>
+  <w:style w:type="paragraph" w:styleId="a7">
+    <w:name w:val="footer"/>
+    <w:basedOn w:val="a"/>
+    <w:link w:val="a8"/>
+    <w:uiPriority w:val="99"/>
+    <w:unhideWhenUsed/>
+    <w:rsid w:val="009D1248"/>
+    <w:pPr>
+      <w:tabs>
+        <w:tab w:val="center" w:pos="4677"/>
+        <w:tab w:val="right" w:pos="9355"/>
+      </w:tabs>
+      <w:spacing w:after="0" w:line="240" w:lineRule="auto"/>
+    </w:pPr>
+  </w:style>
+  <w:style w:type="character" w:customStyle="1" w:styleId="a8">
+    <w:name w:val="Нижний колонтитул Знак"/>
+    <w:basedOn w:val="a0"/>
+    <w:link w:val="a7"/>
+    <w:uiPriority w:val="99"/>
+    <w:rsid w:val="009D1248"/>
+  </w:style>
 </w:styles>
 </file>
 

--- a/Db/Documents/Резеовирование и восстановление PostgreSQL.docx
+++ b/Db/Documents/Резеовирование и восстановление PostgreSQL.docx
@@ -851,8 +851,6 @@
       <w:r>
         <w:t>,</w:t>
       </w:r>
-      <w:bookmarkStart w:id="0" w:name="_GoBack"/>
-      <w:bookmarkEnd w:id="0"/>
       <w:r>
         <w:t xml:space="preserve"> </w:t>
       </w:r>
@@ -1866,6 +1864,33 @@
       <w:r>
         <w:t>, тут описан порядок работы с этой утилитой через командную строку.</w:t>
       </w:r>
+      <w:r>
+        <w:t xml:space="preserve"> </w:t>
+      </w:r>
+      <w:r>
+        <w:t xml:space="preserve">Данная утилита устанавливается вместе с сервером базы данных </w:t>
+      </w:r>
+      <w:r>
+        <w:rPr>
+          <w:b/>
+          <w:lang w:val="en-US"/>
+        </w:rPr>
+        <w:t>PostgreSQL</w:t>
+      </w:r>
+      <w:r>
+        <w:t xml:space="preserve">, если бэкапирование делать на отдельной машине, то данную утилиту можно установить отдельно или просто скопировать, тут описано как это сделать </w:t>
+      </w:r>
+      <w:hyperlink r:id="rId17" w:history="1">
+        <w:r>
+          <w:rPr>
+            <w:rStyle w:val="a4"/>
+          </w:rPr>
+          <w:t>https://stackoverflow.com/questions/33854798/how-do-i-install-just-the-client-tools-for-postgresql-on-windows</w:t>
+        </w:r>
+      </w:hyperlink>
+      <w:r>
+        <w:t>.</w:t>
+      </w:r>
     </w:p>
     <w:p>
       <w:r>
@@ -1921,7 +1946,6 @@
         <w:rPr>
           <w:b/>
         </w:rPr>
-        <w:lastRenderedPageBreak/>
         <w:t>&lt;</w:t>
       </w:r>
       <w:r>
@@ -2511,7 +2535,7 @@
       <w:r>
         <w:t xml:space="preserve"> </w:t>
       </w:r>
-      <w:hyperlink r:id="rId17" w:history="1">
+      <w:hyperlink r:id="rId18" w:history="1">
         <w:r>
           <w:rPr>
             <w:rStyle w:val="a4"/>
@@ -2620,6 +2644,41 @@
       <w:r>
         <w:t>, тут описан порядок работы с этой утилитой через командную строку.</w:t>
       </w:r>
+      <w:r>
+        <w:t xml:space="preserve"> </w:t>
+      </w:r>
+      <w:r>
+        <w:t xml:space="preserve">Данная утилита устанавливается вместе с сервером базы данных </w:t>
+      </w:r>
+      <w:r>
+        <w:rPr>
+          <w:b/>
+          <w:lang w:val="en-US"/>
+        </w:rPr>
+        <w:t>PostgreSQL</w:t>
+      </w:r>
+      <w:r>
+        <w:t xml:space="preserve">, если </w:t>
+      </w:r>
+      <w:r>
+        <w:t>восстановление</w:t>
+      </w:r>
+      <w:bookmarkStart w:id="0" w:name="_GoBack"/>
+      <w:bookmarkEnd w:id="0"/>
+      <w:r>
+        <w:t xml:space="preserve"> делать на отдельной машине, то данную утилиту можно установить отдельно или просто скопировать, тут описано как это сделать </w:t>
+      </w:r>
+      <w:hyperlink r:id="rId19" w:history="1">
+        <w:r>
+          <w:rPr>
+            <w:rStyle w:val="a4"/>
+          </w:rPr>
+          <w:t>https://stackoverflow.com/questions/33854798/how-do-i-install-just-the-client-tools-for-postgresql-on-windows</w:t>
+        </w:r>
+      </w:hyperlink>
+      <w:r>
+        <w:t>.</w:t>
+      </w:r>
     </w:p>
     <w:p>
       <w:r>
@@ -2806,6 +2865,7 @@
         <w:rPr>
           <w:b/>
         </w:rPr>
+        <w:lastRenderedPageBreak/>
         <w:t>--</w:t>
       </w:r>
       <w:r>
@@ -3048,7 +3108,6 @@
         <w:rPr>
           <w:b/>
         </w:rPr>
-        <w:lastRenderedPageBreak/>
         <w:t>--</w:t>
       </w:r>
       <w:r>
